--- a/test/generator/baseline/gen.rtf.to.docx.docx
+++ b/test/generator/baseline/gen.rtf.to.docx.docx
@@ -4628,272 +4628,35 @@
       </w:pPr>
     </w:lvl>
   </w:abstractNum>
-  <w:abstractNum w:abstractNumId="2">
-    <w:multiLevelType w:val="multilevel"/>
-    <w:lvl w:ilvl="0">
-      <w:start w:val="1"/>
-      <w:numFmt w:val="decimal"/>
-      <w:lvlText w:val="%1."/>
-      <w:lvlJc w:val="left"/>
-      <w:pPr>
-        <w:ind w:left="720" w:hanging="360"/>
-      </w:pPr>
-    </w:lvl>
-    <w:lvl w:ilvl="1">
-      <w:start w:val="1"/>
-      <w:numFmt w:val="decimal"/>
-      <w:lvlText w:val="%2."/>
-      <w:lvlJc w:val="left"/>
-      <w:pPr>
-        <w:ind w:left="1440" w:hanging="360"/>
-      </w:pPr>
-    </w:lvl>
-    <w:lvl w:ilvl="2">
-      <w:start w:val="1"/>
-      <w:numFmt w:val="decimal"/>
-      <w:lvlText w:val="%3."/>
-      <w:lvlJc w:val="left"/>
-      <w:pPr>
-        <w:ind w:left="2160" w:hanging="360"/>
-      </w:pPr>
-    </w:lvl>
-    <w:lvl w:ilvl="3">
-      <w:start w:val="1"/>
-      <w:numFmt w:val="decimal"/>
-      <w:lvlText w:val="%4."/>
-      <w:lvlJc w:val="left"/>
-      <w:pPr>
-        <w:ind w:left="2880" w:hanging="360"/>
-      </w:pPr>
-    </w:lvl>
-    <w:lvl w:ilvl="4">
-      <w:start w:val="1"/>
-      <w:numFmt w:val="decimal"/>
-      <w:lvlText w:val="%5."/>
-      <w:lvlJc w:val="left"/>
-      <w:pPr>
-        <w:ind w:left="3600" w:hanging="360"/>
-      </w:pPr>
-    </w:lvl>
-    <w:lvl w:ilvl="5">
-      <w:start w:val="1"/>
-      <w:numFmt w:val="decimal"/>
-      <w:lvlText w:val="%6."/>
-      <w:lvlJc w:val="left"/>
-      <w:pPr>
-        <w:ind w:left="4320" w:hanging="360"/>
-      </w:pPr>
-    </w:lvl>
-    <w:lvl w:ilvl="6">
-      <w:start w:val="1"/>
-      <w:numFmt w:val="decimal"/>
-      <w:lvlText w:val="%7."/>
-      <w:lvlJc w:val="left"/>
-      <w:pPr>
-        <w:ind w:left="5040" w:hanging="360"/>
-      </w:pPr>
-    </w:lvl>
-    <w:lvl w:ilvl="7">
-      <w:start w:val="1"/>
-      <w:numFmt w:val="decimal"/>
-      <w:lvlText w:val="%8."/>
-      <w:lvlJc w:val="left"/>
-      <w:pPr>
-        <w:ind w:left="5760" w:hanging="360"/>
-      </w:pPr>
-    </w:lvl>
-    <w:lvl w:ilvl="8">
-      <w:start w:val="1"/>
-      <w:numFmt w:val="decimal"/>
-      <w:lvlText w:val="%9."/>
-      <w:lvlJc w:val="left"/>
-      <w:pPr>
-        <w:ind w:left="6480" w:hanging="360"/>
-      </w:pPr>
-    </w:lvl>
-  </w:abstractNum>
-  <w:abstractNum w:abstractNumId="3">
-    <w:multiLevelType w:val="multilevel"/>
-    <w:lvl w:ilvl="0">
-      <w:start w:val="1"/>
-      <w:numFmt w:val="bullet"/>
-      <w:lvlText w:val="•"/>
-      <w:lvlJc w:val="left"/>
-      <w:pPr>
-        <w:ind w:left="720" w:hanging="360"/>
-      </w:pPr>
-    </w:lvl>
-    <w:lvl w:ilvl="1">
-      <w:start w:val="1"/>
-      <w:numFmt w:val="bullet"/>
-      <w:lvlText w:val="•"/>
-      <w:lvlJc w:val="left"/>
-      <w:pPr>
-        <w:ind w:left="1440" w:hanging="360"/>
-      </w:pPr>
-    </w:lvl>
-    <w:lvl w:ilvl="2">
-      <w:start w:val="1"/>
-      <w:numFmt w:val="bullet"/>
-      <w:lvlText w:val="•"/>
-      <w:lvlJc w:val="left"/>
-      <w:pPr>
-        <w:ind w:left="2160" w:hanging="360"/>
-      </w:pPr>
-    </w:lvl>
-    <w:lvl w:ilvl="3">
-      <w:start w:val="1"/>
-      <w:numFmt w:val="bullet"/>
-      <w:lvlText w:val="•"/>
-      <w:lvlJc w:val="left"/>
-      <w:pPr>
-        <w:ind w:left="2880" w:hanging="360"/>
-      </w:pPr>
-    </w:lvl>
-    <w:lvl w:ilvl="4">
-      <w:start w:val="1"/>
-      <w:numFmt w:val="bullet"/>
-      <w:lvlText w:val="•"/>
-      <w:lvlJc w:val="left"/>
-      <w:pPr>
-        <w:ind w:left="3600" w:hanging="360"/>
-      </w:pPr>
-    </w:lvl>
-    <w:lvl w:ilvl="5">
-      <w:start w:val="1"/>
-      <w:numFmt w:val="bullet"/>
-      <w:lvlText w:val="•"/>
-      <w:lvlJc w:val="left"/>
-      <w:pPr>
-        <w:ind w:left="4320" w:hanging="360"/>
-      </w:pPr>
-    </w:lvl>
-    <w:lvl w:ilvl="6">
-      <w:start w:val="1"/>
-      <w:numFmt w:val="bullet"/>
-      <w:lvlText w:val="•"/>
-      <w:lvlJc w:val="left"/>
-      <w:pPr>
-        <w:ind w:left="5040" w:hanging="360"/>
-      </w:pPr>
-    </w:lvl>
-    <w:lvl w:ilvl="7">
-      <w:start w:val="1"/>
-      <w:numFmt w:val="bullet"/>
-      <w:lvlText w:val="•"/>
-      <w:lvlJc w:val="left"/>
-      <w:pPr>
-        <w:ind w:left="5760" w:hanging="360"/>
-      </w:pPr>
-    </w:lvl>
-    <w:lvl w:ilvl="8">
-      <w:start w:val="1"/>
-      <w:numFmt w:val="bullet"/>
-      <w:lvlText w:val="•"/>
-      <w:lvlJc w:val="left"/>
-      <w:pPr>
-        <w:ind w:left="6480" w:hanging="360"/>
-      </w:pPr>
-    </w:lvl>
-  </w:abstractNum>
-  <w:abstractNum w:abstractNumId="4">
-    <w:multiLevelType w:val="multilevel"/>
-    <w:lvl w:ilvl="0">
-      <w:start w:val="1"/>
-      <w:numFmt w:val="decimal"/>
-      <w:lvlText w:val="%1."/>
-      <w:lvlJc w:val="left"/>
-      <w:pPr>
-        <w:ind w:left="720" w:hanging="360"/>
-      </w:pPr>
-    </w:lvl>
-    <w:lvl w:ilvl="1">
-      <w:start w:val="1"/>
-      <w:numFmt w:val="decimal"/>
-      <w:lvlText w:val="%2."/>
-      <w:lvlJc w:val="left"/>
-      <w:pPr>
-        <w:ind w:left="1440" w:hanging="360"/>
-      </w:pPr>
-    </w:lvl>
-    <w:lvl w:ilvl="2">
-      <w:start w:val="1"/>
-      <w:numFmt w:val="decimal"/>
-      <w:lvlText w:val="%3."/>
-      <w:lvlJc w:val="left"/>
-      <w:pPr>
-        <w:ind w:left="2160" w:hanging="360"/>
-      </w:pPr>
-    </w:lvl>
-    <w:lvl w:ilvl="3">
-      <w:start w:val="1"/>
-      <w:numFmt w:val="decimal"/>
-      <w:lvlText w:val="%4."/>
-      <w:lvlJc w:val="left"/>
-      <w:pPr>
-        <w:ind w:left="2880" w:hanging="360"/>
-      </w:pPr>
-    </w:lvl>
-    <w:lvl w:ilvl="4">
-      <w:start w:val="1"/>
-      <w:numFmt w:val="decimal"/>
-      <w:lvlText w:val="%5."/>
-      <w:lvlJc w:val="left"/>
-      <w:pPr>
-        <w:ind w:left="3600" w:hanging="360"/>
-      </w:pPr>
-    </w:lvl>
-    <w:lvl w:ilvl="5">
-      <w:start w:val="1"/>
-      <w:numFmt w:val="decimal"/>
-      <w:lvlText w:val="%6."/>
-      <w:lvlJc w:val="left"/>
-      <w:pPr>
-        <w:ind w:left="4320" w:hanging="360"/>
-      </w:pPr>
-    </w:lvl>
-    <w:lvl w:ilvl="6">
-      <w:start w:val="1"/>
-      <w:numFmt w:val="decimal"/>
-      <w:lvlText w:val="%7."/>
-      <w:lvlJc w:val="left"/>
-      <w:pPr>
-        <w:ind w:left="5040" w:hanging="360"/>
-      </w:pPr>
-    </w:lvl>
-    <w:lvl w:ilvl="7">
-      <w:start w:val="1"/>
-      <w:numFmt w:val="decimal"/>
-      <w:lvlText w:val="%8."/>
-      <w:lvlJc w:val="left"/>
-      <w:pPr>
-        <w:ind w:left="5760" w:hanging="360"/>
-      </w:pPr>
-    </w:lvl>
-    <w:lvl w:ilvl="8">
-      <w:start w:val="1"/>
-      <w:numFmt w:val="decimal"/>
-      <w:lvlText w:val="%9."/>
-      <w:lvlJc w:val="left"/>
-      <w:pPr>
-        <w:ind w:left="6480" w:hanging="360"/>
-      </w:pPr>
-    </w:lvl>
-  </w:abstractNum>
   <w:num w:numId="1">
     <w:abstractNumId w:val="0"/>
   </w:num>
   <w:num w:numId="2">
     <w:abstractNumId w:val="1"/>
+    <w:lvlOverride w:ilvl="0">
+      <w:startOverride w:val="1"/>
+    </w:lvlOverride>
   </w:num>
   <w:num w:numId="3">
-    <w:abstractNumId w:val="2"/>
+    <w:abstractNumId w:val="1"/>
+    <w:lvlOverride w:ilvl="0">
+      <w:startOverride w:val="1"/>
+    </w:lvlOverride>
+    <w:lvlOverride w:ilvl="1">
+      <w:startOverride w:val="1"/>
+    </w:lvlOverride>
+    <w:lvlOverride w:ilvl="2">
+      <w:startOverride w:val="1"/>
+    </w:lvlOverride>
   </w:num>
   <w:num w:numId="4">
-    <w:abstractNumId w:val="3"/>
+    <w:abstractNumId w:val="0"/>
   </w:num>
   <w:num w:numId="5">
-    <w:abstractNumId w:val="4"/>
+    <w:abstractNumId w:val="1"/>
+    <w:lvlOverride w:ilvl="0">
+      <w:startOverride w:val="1"/>
+    </w:lvlOverride>
   </w:num>
 </w:numbering>
 </file>

--- a/test/generator/baseline/gen.rtf.to.docx.docx
+++ b/test/generator/baseline/gen.rtf.to.docx.docx
@@ -1625,67 +1625,87 @@
           <w:tcPr>
             <w:tcW w:w="0" w:type="auto"/>
           </w:tcPr>
-          <w:p>
-            <w:r>
-              <w:rPr>
-                <w:rFonts w:ascii="Ubuntu" w:hAnsi="Ubuntu"/>
-                <w:sz w:val="22"/>
-              </w:rPr>
-              <w:t xml:space="preserve">One</w:t>
-            </w:r>
-          </w:p>
-          <w:p>
-            <w:r>
-              <w:rPr>
-                <w:rFonts w:ascii="Ubuntu" w:hAnsi="Ubuntu"/>
-                <w:sz w:val="22"/>
-              </w:rPr>
-              <w:t xml:space="preserve">Three</w:t>
-            </w:r>
-          </w:p>
-        </w:tc>
-        <w:tc>
-          <w:tcPr>
-            <w:tcW w:w="0" w:type="auto"/>
-          </w:tcPr>
-          <w:p>
-            <w:r>
-              <w:rPr>
-                <w:rFonts w:ascii="Ubuntu" w:hAnsi="Ubuntu"/>
-                <w:sz w:val="22"/>
-              </w:rPr>
-              <w:t xml:space="preserve">Two</w:t>
-            </w:r>
-          </w:p>
-        </w:tc>
-      </w:tr>
-      <w:tr>
-        <w:tc>
-          <w:tcPr>
-            <w:tcW w:w="0" w:type="auto"/>
-          </w:tcPr>
-          <w:p/>
-        </w:tc>
-        <w:tc>
-          <w:tcPr>
-            <w:tcW w:w="0" w:type="auto"/>
-          </w:tcPr>
-          <w:p>
-            <w:r>
-              <w:rPr>
-                <w:rFonts w:ascii="Ubuntu" w:hAnsi="Ubuntu"/>
-                <w:sz w:val="22"/>
-              </w:rPr>
-              <w:t xml:space="preserve">Four</w:t>
-            </w:r>
-          </w:p>
-        </w:tc>
-      </w:tr>
-      <w:tr>
-        <w:tc>
-          <w:tcPr>
-            <w:tcW w:w="0" w:type="auto"/>
-          </w:tcPr>
+          <w:tbl>
+            <w:tblPr>
+              <w:tblStyle w:val="TableGrid"/>
+              <w:tblW w:w="0" w:type="auto"/>
+              <w:tblBorders>
+                <w:top w:val="single" w:sz="4" w:space="0" w:color="auto"/>
+                <w:left w:val="single" w:sz="4" w:space="0" w:color="auto"/>
+                <w:bottom w:val="single" w:sz="4" w:space="0" w:color="auto"/>
+                <w:right w:val="single" w:sz="4" w:space="0" w:color="auto"/>
+                <w:insideH w:val="single" w:sz="4" w:space="0" w:color="auto"/>
+                <w:insideV w:val="single" w:sz="4" w:space="0" w:color="auto"/>
+              </w:tblBorders>
+            </w:tblPr>
+            <w:tblGrid>
+              <w:gridCol w:w="4513"/>
+              <w:gridCol w:w="4513"/>
+            </w:tblGrid>
+            <w:tr>
+              <w:tc>
+                <w:tcPr>
+                  <w:tcW w:w="0" w:type="auto"/>
+                  <w:vMerge w:val="restart"/>
+                </w:tcPr>
+                <w:p>
+                  <w:r>
+                    <w:rPr>
+                      <w:rFonts w:ascii="Ubuntu" w:hAnsi="Ubuntu"/>
+                      <w:sz w:val="22"/>
+                    </w:rPr>
+                    <w:t xml:space="preserve">One</w:t>
+                  </w:r>
+                </w:p>
+                <w:p>
+                  <w:r>
+                    <w:rPr>
+                      <w:rFonts w:ascii="Ubuntu" w:hAnsi="Ubuntu"/>
+                      <w:sz w:val="22"/>
+                    </w:rPr>
+                    <w:t xml:space="preserve">Three</w:t>
+                  </w:r>
+                </w:p>
+              </w:tc>
+              <w:tc>
+                <w:tcPr>
+                  <w:tcW w:w="0" w:type="auto"/>
+                </w:tcPr>
+                <w:p>
+                  <w:r>
+                    <w:rPr>
+                      <w:rFonts w:ascii="Ubuntu" w:hAnsi="Ubuntu"/>
+                      <w:sz w:val="22"/>
+                    </w:rPr>
+                    <w:t xml:space="preserve">Two</w:t>
+                  </w:r>
+                </w:p>
+              </w:tc>
+            </w:tr>
+            <w:tr>
+              <w:tc>
+                <w:tcPr>
+                  <w:tcW w:w="0" w:type="auto"/>
+                  <w:vMerge/>
+                </w:tcPr>
+                <w:p/>
+              </w:tc>
+              <w:tc>
+                <w:tcPr>
+                  <w:tcW w:w="0" w:type="auto"/>
+                </w:tcPr>
+                <w:p>
+                  <w:r>
+                    <w:rPr>
+                      <w:rFonts w:ascii="Ubuntu" w:hAnsi="Ubuntu"/>
+                      <w:sz w:val="22"/>
+                    </w:rPr>
+                    <w:t xml:space="preserve">Four</w:t>
+                  </w:r>
+                </w:p>
+              </w:tc>
+            </w:tr>
+          </w:tbl>
           <w:p/>
         </w:tc>
         <w:tc>

--- a/test/generator/baseline/gen.rtf.to.docx.docx
+++ b/test/generator/baseline/gen.rtf.to.docx.docx
@@ -359,7 +359,7 @@
           <w:rFonts w:ascii="Ubuntu" w:hAnsi="Ubuntu"/>
           <w:sz w:val="24"/>
         </w:rPr>
-        <w:t xml:space="preserve">. This paragraph uses document wide styles for styling rather than inline text properties as demonstrated in the previous paragraph  calibre can handle both with equal ease.</w:t>
+        <w:t xml:space="preserve">. This paragraph uses document wide styles for styling rather than inline text properties as demonstrated in the previous paragraph — calibre can handle both with equal ease.</w:t>
       </w:r>
     </w:p>
     <w:p>
@@ -677,7 +677,7 @@
           <w:rFonts w:ascii="Ubuntu" w:hAnsi="Ubuntu"/>
           <w:sz w:val="24"/>
         </w:rPr>
-        <w:t xml:space="preserve">Now let’s look at a fancier tableone with alternating row colors and partial borders. This table is stretched out to take 100% of the available width.</w:t>
+        <w:t xml:space="preserve">Now let’s look at a fancier table—one with alternating row colors and partial borders. This table is stretched out to take 100% of the available width.</w:t>
       </w:r>
     </w:p>
     <w:tbl>
@@ -813,7 +813,16 @@
           <w:tcPr>
             <w:tcW w:w="0" w:type="auto"/>
           </w:tcPr>
-          <w:p/>
+          <w:p>
+            <w:r>
+              <w:rPr>
+                <w:rFonts w:ascii="Ubuntu" w:hAnsi="Ubuntu"/>
+                <w:color w:val="000000"/>
+                <w:sz w:val="22"/>
+              </w:rPr>
+              <w:t xml:space="preserve">—</w:t>
+            </w:r>
+          </w:p>
         </w:tc>
         <w:tc>
           <w:tcPr>
@@ -875,7 +884,16 @@
           <w:tcPr>
             <w:tcW w:w="0" w:type="auto"/>
           </w:tcPr>
-          <w:p/>
+          <w:p>
+            <w:r>
+              <w:rPr>
+                <w:rFonts w:ascii="Ubuntu" w:hAnsi="Ubuntu"/>
+                <w:color w:val="000000"/>
+                <w:sz w:val="22"/>
+              </w:rPr>
+              <w:t xml:space="preserve">—</w:t>
+            </w:r>
+          </w:p>
         </w:tc>
         <w:tc>
           <w:tcPr>
@@ -946,7 +964,16 @@
           <w:tcPr>
             <w:tcW w:w="0" w:type="auto"/>
           </w:tcPr>
-          <w:p/>
+          <w:p>
+            <w:r>
+              <w:rPr>
+                <w:rFonts w:ascii="Ubuntu" w:hAnsi="Ubuntu"/>
+                <w:color w:val="000000"/>
+                <w:sz w:val="22"/>
+              </w:rPr>
+              <w:t xml:space="preserve">—</w:t>
+            </w:r>
+          </w:p>
         </w:tc>
         <w:tc>
           <w:tcPr>
@@ -1026,7 +1053,16 @@
           <w:tcPr>
             <w:tcW w:w="0" w:type="auto"/>
           </w:tcPr>
-          <w:p/>
+          <w:p>
+            <w:r>
+              <w:rPr>
+                <w:rFonts w:ascii="Ubuntu" w:hAnsi="Ubuntu"/>
+                <w:color w:val="000000"/>
+                <w:sz w:val="22"/>
+              </w:rPr>
+              <w:t xml:space="preserve">—</w:t>
+            </w:r>
+          </w:p>
         </w:tc>
         <w:tc>
           <w:tcPr>
@@ -1115,7 +1151,16 @@
           <w:tcPr>
             <w:tcW w:w="0" w:type="auto"/>
           </w:tcPr>
-          <w:p/>
+          <w:p>
+            <w:r>
+              <w:rPr>
+                <w:rFonts w:ascii="Ubuntu" w:hAnsi="Ubuntu"/>
+                <w:color w:val="000000"/>
+                <w:sz w:val="22"/>
+              </w:rPr>
+              <w:t xml:space="preserve">—</w:t>
+            </w:r>
+          </w:p>
         </w:tc>
       </w:tr>
     </w:tbl>

--- a/test/generator/baseline/gen.rtf.to.docx.docx
+++ b/test/generator/baseline/gen.rtf.to.docx.docx
@@ -19,6 +19,9 @@
       <w:bookmarkEnd w:id="2"/>
     </w:p>
     <w:p>
+      <w:pPr>
+        <w:ind w:firstLine="432"/>
+      </w:pPr>
       <w:r>
         <w:rPr>
           <w:rFonts w:ascii="Ubuntu" w:hAnsi="Ubuntu"/>
@@ -28,6 +31,9 @@
       </w:r>
     </w:p>
     <w:p>
+      <w:pPr>
+        <w:ind w:firstLine="432"/>
+      </w:pPr>
       <w:r>
         <w:rPr>
           <w:rFonts w:ascii="Ubuntu" w:hAnsi="Ubuntu"/>
@@ -37,6 +43,9 @@
       </w:r>
     </w:p>
     <w:p>
+      <w:pPr>
+        <w:ind w:firstLine="432"/>
+      </w:pPr>
       <w:r>
         <w:rPr>
           <w:rFonts w:ascii="Ubuntu" w:hAnsi="Ubuntu"/>
@@ -93,6 +102,7 @@
     <w:p>
       <w:pPr>
         <w:pStyle w:val="Heading1"/>
+        <w:jc w:val="center"/>
       </w:pPr>
       <w:bookmarkStart w:id="3" w:name="_Toc2054249818"/>
       <w:bookmarkStart w:id="4" w:name="text_formatting"/>
@@ -127,6 +137,9 @@
       <w:bookmarkEnd w:id="6"/>
     </w:p>
     <w:p>
+      <w:pPr>
+        <w:ind w:firstLine="432"/>
+      </w:pPr>
       <w:r>
         <w:rPr>
           <w:rFonts w:ascii="Ubuntu" w:hAnsi="Ubuntu"/>
@@ -136,6 +149,9 @@
       </w:r>
     </w:p>
     <w:p>
+      <w:pPr>
+        <w:ind w:firstLine="432"/>
+      </w:pPr>
       <w:r>
         <w:rPr>
           <w:rFonts w:ascii="Ubuntu" w:hAnsi="Ubuntu"/>
@@ -306,6 +322,9 @@
       </w:r>
     </w:p>
     <w:p>
+      <w:pPr>
+        <w:ind w:firstLine="432"/>
+      </w:pPr>
       <w:r>
         <w:rPr>
           <w:rFonts w:ascii="Ubuntu" w:hAnsi="Ubuntu"/>
@@ -381,6 +400,9 @@
       <w:bookmarkEnd w:id="8"/>
     </w:p>
     <w:p>
+      <w:pPr>
+        <w:ind w:firstLine="432"/>
+      </w:pPr>
       <w:r>
         <w:rPr>
           <w:rFonts w:ascii="Ubuntu" w:hAnsi="Ubuntu"/>
@@ -424,6 +446,10 @@
       <w:bookmarkEnd w:id="11"/>
     </w:p>
     <w:p>
+      <w:pPr>
+        <w:ind w:firstLine="432"/>
+        <w:jc w:val="right"/>
+      </w:pPr>
       <w:r>
         <w:rPr>
           <w:rFonts w:ascii="Ubuntu" w:hAnsi="Ubuntu"/>
@@ -434,6 +460,9 @@
       </w:r>
     </w:p>
     <w:p>
+      <w:pPr>
+        <w:ind w:left="720" w:hanging="720"/>
+      </w:pPr>
       <w:r>
         <w:rPr>
           <w:rFonts w:ascii="Ubuntu" w:hAnsi="Ubuntu"/>
@@ -445,6 +474,7 @@
     <w:p>
       <w:pPr>
         <w:pStyle w:val="Heading1"/>
+        <w:jc w:val="center"/>
       </w:pPr>
       <w:bookmarkStart w:id="12" w:name="_Toc28114276"/>
       <w:bookmarkStart w:id="13" w:name="tables"/>
@@ -483,6 +513,9 @@
             <w:tcW w:w="0" w:type="auto"/>
           </w:tcPr>
           <w:p>
+            <w:pPr>
+              <w:ind w:firstLine="432"/>
+            </w:pPr>
             <w:r>
               <w:rPr>
                 <w:rFonts w:ascii="Ubuntu" w:hAnsi="Ubuntu"/>
@@ -499,6 +532,9 @@
             <w:tcW w:w="0" w:type="auto"/>
           </w:tcPr>
           <w:p>
+            <w:pPr>
+              <w:ind w:firstLine="432"/>
+            </w:pPr>
             <w:r>
               <w:rPr>
                 <w:rFonts w:ascii="Ubuntu" w:hAnsi="Ubuntu"/>
@@ -517,6 +553,9 @@
             <w:tcW w:w="0" w:type="auto"/>
           </w:tcPr>
           <w:p>
+            <w:pPr>
+              <w:ind w:firstLine="432"/>
+            </w:pPr>
             <w:r>
               <w:rPr>
                 <w:rFonts w:ascii="Ubuntu" w:hAnsi="Ubuntu"/>
@@ -531,6 +570,9 @@
             <w:tcW w:w="0" w:type="auto"/>
           </w:tcPr>
           <w:p>
+            <w:pPr>
+              <w:ind w:firstLine="432"/>
+            </w:pPr>
             <w:r>
               <w:rPr>
                 <w:rFonts w:ascii="Ubuntu" w:hAnsi="Ubuntu"/>
@@ -547,6 +589,9 @@
             <w:tcW w:w="0" w:type="auto"/>
           </w:tcPr>
           <w:p>
+            <w:pPr>
+              <w:ind w:firstLine="432"/>
+            </w:pPr>
             <w:r>
               <w:rPr>
                 <w:rFonts w:ascii="Ubuntu" w:hAnsi="Ubuntu"/>
@@ -561,6 +606,9 @@
             <w:tcW w:w="0" w:type="auto"/>
           </w:tcPr>
           <w:p>
+            <w:pPr>
+              <w:ind w:firstLine="432"/>
+            </w:pPr>
             <w:r>
               <w:rPr>
                 <w:rFonts w:ascii="Ubuntu" w:hAnsi="Ubuntu"/>
@@ -577,6 +625,9 @@
             <w:tcW w:w="0" w:type="auto"/>
           </w:tcPr>
           <w:p>
+            <w:pPr>
+              <w:ind w:firstLine="432"/>
+            </w:pPr>
             <w:r>
               <w:rPr>
                 <w:rFonts w:ascii="Ubuntu" w:hAnsi="Ubuntu"/>
@@ -591,6 +642,9 @@
             <w:tcW w:w="0" w:type="auto"/>
           </w:tcPr>
           <w:p>
+            <w:pPr>
+              <w:ind w:firstLine="432"/>
+            </w:pPr>
             <w:r>
               <w:rPr>
                 <w:rFonts w:ascii="Ubuntu" w:hAnsi="Ubuntu"/>
@@ -607,6 +661,9 @@
             <w:tcW w:w="0" w:type="auto"/>
           </w:tcPr>
           <w:p>
+            <w:pPr>
+              <w:ind w:firstLine="432"/>
+            </w:pPr>
             <w:r>
               <w:rPr>
                 <w:rFonts w:ascii="Ubuntu" w:hAnsi="Ubuntu"/>
@@ -621,6 +678,9 @@
             <w:tcW w:w="0" w:type="auto"/>
           </w:tcPr>
           <w:p>
+            <w:pPr>
+              <w:ind w:firstLine="432"/>
+            </w:pPr>
             <w:r>
               <w:rPr>
                 <w:rFonts w:ascii="Ubuntu" w:hAnsi="Ubuntu"/>
@@ -637,6 +697,9 @@
             <w:tcW w:w="0" w:type="auto"/>
           </w:tcPr>
           <w:p>
+            <w:pPr>
+              <w:ind w:firstLine="432"/>
+            </w:pPr>
             <w:r>
               <w:rPr>
                 <w:rFonts w:ascii="Ubuntu" w:hAnsi="Ubuntu"/>
@@ -651,6 +714,9 @@
             <w:tcW w:w="0" w:type="auto"/>
           </w:tcPr>
           <w:p>
+            <w:pPr>
+              <w:ind w:firstLine="432"/>
+            </w:pPr>
             <w:r>
               <w:rPr>
                 <w:rFonts w:ascii="Ubuntu" w:hAnsi="Ubuntu"/>
@@ -663,6 +729,9 @@
       </w:tr>
     </w:tbl>
     <w:p>
+      <w:pPr>
+        <w:ind w:firstLine="432"/>
+      </w:pPr>
       <w:r>
         <w:rPr>
           <w:rFonts w:ascii="Ubuntu" w:hAnsi="Ubuntu"/>
@@ -672,6 +741,9 @@
       </w:r>
     </w:p>
     <w:p>
+      <w:pPr>
+        <w:ind w:firstLine="432"/>
+      </w:pPr>
       <w:r>
         <w:rPr>
           <w:rFonts w:ascii="Ubuntu" w:hAnsi="Ubuntu"/>
@@ -707,6 +779,9 @@
             <w:tcW w:w="0" w:type="auto"/>
           </w:tcPr>
           <w:p>
+            <w:pPr>
+              <w:ind w:firstLine="432"/>
+            </w:pPr>
             <w:r>
               <w:rPr>
                 <w:rFonts w:ascii="Ubuntu" w:hAnsi="Ubuntu"/>
@@ -722,6 +797,10 @@
             <w:tcW w:w="0" w:type="auto"/>
           </w:tcPr>
           <w:p>
+            <w:pPr>
+              <w:ind w:firstLine="432"/>
+              <w:jc w:val="center"/>
+            </w:pPr>
             <w:r>
               <w:rPr>
                 <w:rFonts w:ascii="Ubuntu" w:hAnsi="Ubuntu"/>
@@ -737,6 +816,10 @@
             <w:tcW w:w="0" w:type="auto"/>
           </w:tcPr>
           <w:p>
+            <w:pPr>
+              <w:ind w:firstLine="432"/>
+              <w:jc w:val="center"/>
+            </w:pPr>
             <w:r>
               <w:rPr>
                 <w:rFonts w:ascii="Ubuntu" w:hAnsi="Ubuntu"/>
@@ -752,6 +835,10 @@
             <w:tcW w:w="0" w:type="auto"/>
           </w:tcPr>
           <w:p>
+            <w:pPr>
+              <w:ind w:firstLine="432"/>
+              <w:jc w:val="center"/>
+            </w:pPr>
             <w:r>
               <w:rPr>
                 <w:rFonts w:ascii="Ubuntu" w:hAnsi="Ubuntu"/>
@@ -767,6 +854,10 @@
             <w:tcW w:w="0" w:type="auto"/>
           </w:tcPr>
           <w:p>
+            <w:pPr>
+              <w:ind w:firstLine="432"/>
+              <w:jc w:val="center"/>
+            </w:pPr>
             <w:r>
               <w:rPr>
                 <w:rFonts w:ascii="Ubuntu" w:hAnsi="Ubuntu"/>
@@ -782,6 +873,10 @@
             <w:tcW w:w="0" w:type="auto"/>
           </w:tcPr>
           <w:p>
+            <w:pPr>
+              <w:ind w:firstLine="432"/>
+              <w:jc w:val="center"/>
+            </w:pPr>
             <w:r>
               <w:rPr>
                 <w:rFonts w:ascii="Ubuntu" w:hAnsi="Ubuntu"/>
@@ -799,6 +894,9 @@
             <w:tcW w:w="0" w:type="auto"/>
           </w:tcPr>
           <w:p>
+            <w:pPr>
+              <w:ind w:firstLine="432"/>
+            </w:pPr>
             <w:r>
               <w:rPr>
                 <w:rFonts w:ascii="Ubuntu" w:hAnsi="Ubuntu"/>
@@ -814,6 +912,10 @@
             <w:tcW w:w="0" w:type="auto"/>
           </w:tcPr>
           <w:p>
+            <w:pPr>
+              <w:ind w:firstLine="432"/>
+              <w:jc w:val="center"/>
+            </w:pPr>
             <w:r>
               <w:rPr>
                 <w:rFonts w:ascii="Ubuntu" w:hAnsi="Ubuntu"/>
@@ -855,6 +957,9 @@
             <w:tcW w:w="0" w:type="auto"/>
           </w:tcPr>
           <w:p>
+            <w:pPr>
+              <w:ind w:firstLine="432"/>
+            </w:pPr>
             <w:r>
               <w:rPr>
                 <w:rFonts w:ascii="Ubuntu" w:hAnsi="Ubuntu"/>
@@ -870,6 +975,10 @@
             <w:tcW w:w="0" w:type="auto"/>
           </w:tcPr>
           <w:p>
+            <w:pPr>
+              <w:ind w:firstLine="432"/>
+              <w:jc w:val="center"/>
+            </w:pPr>
             <w:r>
               <w:rPr>
                 <w:rFonts w:ascii="Ubuntu" w:hAnsi="Ubuntu"/>
@@ -885,6 +994,10 @@
             <w:tcW w:w="0" w:type="auto"/>
           </w:tcPr>
           <w:p>
+            <w:pPr>
+              <w:ind w:firstLine="432"/>
+              <w:jc w:val="center"/>
+            </w:pPr>
             <w:r>
               <w:rPr>
                 <w:rFonts w:ascii="Ubuntu" w:hAnsi="Ubuntu"/>
@@ -920,6 +1033,9 @@
             <w:tcW w:w="0" w:type="auto"/>
           </w:tcPr>
           <w:p>
+            <w:pPr>
+              <w:ind w:firstLine="432"/>
+            </w:pPr>
             <w:r>
               <w:rPr>
                 <w:rFonts w:ascii="Ubuntu" w:hAnsi="Ubuntu"/>
@@ -935,6 +1051,10 @@
             <w:tcW w:w="0" w:type="auto"/>
           </w:tcPr>
           <w:p>
+            <w:pPr>
+              <w:ind w:firstLine="432"/>
+              <w:jc w:val="center"/>
+            </w:pPr>
             <w:r>
               <w:rPr>
                 <w:rFonts w:ascii="Ubuntu" w:hAnsi="Ubuntu"/>
@@ -950,6 +1070,10 @@
             <w:tcW w:w="0" w:type="auto"/>
           </w:tcPr>
           <w:p>
+            <w:pPr>
+              <w:ind w:firstLine="432"/>
+              <w:jc w:val="center"/>
+            </w:pPr>
             <w:r>
               <w:rPr>
                 <w:rFonts w:ascii="Ubuntu" w:hAnsi="Ubuntu"/>
@@ -965,6 +1089,10 @@
             <w:tcW w:w="0" w:type="auto"/>
           </w:tcPr>
           <w:p>
+            <w:pPr>
+              <w:ind w:firstLine="432"/>
+              <w:jc w:val="center"/>
+            </w:pPr>
             <w:r>
               <w:rPr>
                 <w:rFonts w:ascii="Ubuntu" w:hAnsi="Ubuntu"/>
@@ -994,6 +1122,9 @@
             <w:tcW w:w="0" w:type="auto"/>
           </w:tcPr>
           <w:p>
+            <w:pPr>
+              <w:ind w:firstLine="432"/>
+            </w:pPr>
             <w:r>
               <w:rPr>
                 <w:rFonts w:ascii="Ubuntu" w:hAnsi="Ubuntu"/>
@@ -1009,6 +1140,10 @@
             <w:tcW w:w="0" w:type="auto"/>
           </w:tcPr>
           <w:p>
+            <w:pPr>
+              <w:ind w:firstLine="432"/>
+              <w:jc w:val="center"/>
+            </w:pPr>
             <w:r>
               <w:rPr>
                 <w:rFonts w:ascii="Ubuntu" w:hAnsi="Ubuntu"/>
@@ -1024,6 +1159,10 @@
             <w:tcW w:w="0" w:type="auto"/>
           </w:tcPr>
           <w:p>
+            <w:pPr>
+              <w:ind w:firstLine="432"/>
+              <w:jc w:val="center"/>
+            </w:pPr>
             <w:r>
               <w:rPr>
                 <w:rFonts w:ascii="Ubuntu" w:hAnsi="Ubuntu"/>
@@ -1039,6 +1178,10 @@
             <w:tcW w:w="0" w:type="auto"/>
           </w:tcPr>
           <w:p>
+            <w:pPr>
+              <w:ind w:firstLine="432"/>
+              <w:jc w:val="center"/>
+            </w:pPr>
             <w:r>
               <w:rPr>
                 <w:rFonts w:ascii="Ubuntu" w:hAnsi="Ubuntu"/>
@@ -1054,6 +1197,10 @@
             <w:tcW w:w="0" w:type="auto"/>
           </w:tcPr>
           <w:p>
+            <w:pPr>
+              <w:ind w:firstLine="432"/>
+              <w:jc w:val="center"/>
+            </w:pPr>
             <w:r>
               <w:rPr>
                 <w:rFonts w:ascii="Ubuntu" w:hAnsi="Ubuntu"/>
@@ -1077,6 +1224,9 @@
             <w:tcW w:w="0" w:type="auto"/>
           </w:tcPr>
           <w:p>
+            <w:pPr>
+              <w:ind w:firstLine="432"/>
+            </w:pPr>
             <w:r>
               <w:rPr>
                 <w:rFonts w:ascii="Ubuntu" w:hAnsi="Ubuntu"/>
@@ -1092,6 +1242,10 @@
             <w:tcW w:w="0" w:type="auto"/>
           </w:tcPr>
           <w:p>
+            <w:pPr>
+              <w:ind w:firstLine="432"/>
+              <w:jc w:val="center"/>
+            </w:pPr>
             <w:r>
               <w:rPr>
                 <w:rFonts w:ascii="Ubuntu" w:hAnsi="Ubuntu"/>
@@ -1107,6 +1261,10 @@
             <w:tcW w:w="0" w:type="auto"/>
           </w:tcPr>
           <w:p>
+            <w:pPr>
+              <w:ind w:firstLine="432"/>
+              <w:jc w:val="center"/>
+            </w:pPr>
             <w:r>
               <w:rPr>
                 <w:rFonts w:ascii="Ubuntu" w:hAnsi="Ubuntu"/>
@@ -1122,6 +1280,10 @@
             <w:tcW w:w="0" w:type="auto"/>
           </w:tcPr>
           <w:p>
+            <w:pPr>
+              <w:ind w:firstLine="432"/>
+              <w:jc w:val="center"/>
+            </w:pPr>
             <w:r>
               <w:rPr>
                 <w:rFonts w:ascii="Ubuntu" w:hAnsi="Ubuntu"/>
@@ -1137,6 +1299,10 @@
             <w:tcW w:w="0" w:type="auto"/>
           </w:tcPr>
           <w:p>
+            <w:pPr>
+              <w:ind w:firstLine="432"/>
+              <w:jc w:val="center"/>
+            </w:pPr>
             <w:r>
               <w:rPr>
                 <w:rFonts w:ascii="Ubuntu" w:hAnsi="Ubuntu"/>
@@ -1152,6 +1318,10 @@
             <w:tcW w:w="0" w:type="auto"/>
           </w:tcPr>
           <w:p>
+            <w:pPr>
+              <w:ind w:firstLine="432"/>
+              <w:jc w:val="center"/>
+            </w:pPr>
             <w:r>
               <w:rPr>
                 <w:rFonts w:ascii="Ubuntu" w:hAnsi="Ubuntu"/>
@@ -1165,6 +1335,9 @@
       </w:tr>
     </w:tbl>
     <w:p>
+      <w:pPr>
+        <w:ind w:firstLine="432"/>
+      </w:pPr>
       <w:r>
         <w:rPr>
           <w:rFonts w:ascii="Ubuntu" w:hAnsi="Ubuntu"/>
@@ -1198,6 +1371,9 @@
             <w:tcW w:w="0" w:type="auto"/>
           </w:tcPr>
           <w:p>
+            <w:pPr>
+              <w:ind w:firstLine="432"/>
+            </w:pPr>
             <w:r>
               <w:rPr>
                 <w:rFonts w:ascii="Ubuntu" w:hAnsi="Ubuntu"/>
@@ -1214,6 +1390,9 @@
             <w:tcW w:w="0" w:type="auto"/>
           </w:tcPr>
           <w:p>
+            <w:pPr>
+              <w:ind w:firstLine="432"/>
+            </w:pPr>
             <w:r>
               <w:rPr>
                 <w:rFonts w:ascii="Ubuntu" w:hAnsi="Ubuntu"/>
@@ -1230,6 +1409,9 @@
             <w:tcW w:w="0" w:type="auto"/>
           </w:tcPr>
           <w:p>
+            <w:pPr>
+              <w:ind w:firstLine="432"/>
+            </w:pPr>
             <w:r>
               <w:rPr>
                 <w:rFonts w:ascii="Ubuntu" w:hAnsi="Ubuntu"/>
@@ -1246,6 +1428,9 @@
             <w:tcW w:w="0" w:type="auto"/>
           </w:tcPr>
           <w:p>
+            <w:pPr>
+              <w:ind w:firstLine="432"/>
+            </w:pPr>
             <w:r>
               <w:rPr>
                 <w:rFonts w:ascii="Ubuntu" w:hAnsi="Ubuntu"/>
@@ -1270,6 +1455,9 @@
             <w:tcW w:w="0" w:type="auto"/>
           </w:tcPr>
           <w:p>
+            <w:pPr>
+              <w:ind w:firstLine="432"/>
+            </w:pPr>
             <w:r>
               <w:rPr>
                 <w:rFonts w:ascii="Ubuntu" w:hAnsi="Ubuntu"/>
@@ -1300,6 +1488,9 @@
             <w:tcW w:w="0" w:type="auto"/>
           </w:tcPr>
           <w:p>
+            <w:pPr>
+              <w:ind w:firstLine="432"/>
+            </w:pPr>
             <w:r>
               <w:rPr>
                 <w:rFonts w:ascii="Ubuntu" w:hAnsi="Ubuntu"/>
@@ -1358,6 +1549,9 @@
             <w:tcW w:w="0" w:type="auto"/>
           </w:tcPr>
           <w:p>
+            <w:pPr>
+              <w:ind w:firstLine="432"/>
+            </w:pPr>
             <w:r>
               <w:rPr>
                 <w:rFonts w:ascii="Ubuntu" w:hAnsi="Ubuntu"/>
@@ -1422,6 +1616,9 @@
             <w:tcW w:w="0" w:type="auto"/>
           </w:tcPr>
           <w:p>
+            <w:pPr>
+              <w:ind w:firstLine="432"/>
+            </w:pPr>
             <w:r>
               <w:rPr>
                 <w:rFonts w:ascii="Ubuntu" w:hAnsi="Ubuntu"/>
@@ -1452,6 +1649,9 @@
             <w:tcW w:w="0" w:type="auto"/>
           </w:tcPr>
           <w:p>
+            <w:pPr>
+              <w:ind w:firstLine="432"/>
+            </w:pPr>
             <w:r>
               <w:rPr>
                 <w:rFonts w:ascii="Ubuntu" w:hAnsi="Ubuntu"/>
@@ -1510,6 +1710,9 @@
             <w:tcW w:w="0" w:type="auto"/>
           </w:tcPr>
           <w:p>
+            <w:pPr>
+              <w:ind w:firstLine="432"/>
+            </w:pPr>
             <w:r>
               <w:rPr>
                 <w:rFonts w:ascii="Ubuntu" w:hAnsi="Ubuntu"/>
@@ -1568,6 +1771,9 @@
             <w:tcW w:w="0" w:type="auto"/>
           </w:tcPr>
           <w:p>
+            <w:pPr>
+              <w:ind w:firstLine="432"/>
+            </w:pPr>
             <w:r>
               <w:rPr>
                 <w:rFonts w:ascii="Ubuntu" w:hAnsi="Ubuntu"/>
@@ -1640,6 +1846,9 @@
       </w:r>
     </w:p>
     <w:p>
+      <w:pPr>
+        <w:ind w:firstLine="432"/>
+      </w:pPr>
       <w:r>
         <w:rPr>
           <w:rFonts w:ascii="Ubuntu" w:hAnsi="Ubuntu"/>
@@ -1770,6 +1979,9 @@
       </w:tr>
     </w:tbl>
     <w:p>
+      <w:pPr>
+        <w:ind w:firstLine="432"/>
+      </w:pPr>
       <w:r>
         <w:rPr>
           <w:rFonts w:ascii="Ubuntu" w:hAnsi="Ubuntu"/>
@@ -1812,6 +2024,10 @@
             <w:tcW w:w="0" w:type="auto"/>
           </w:tcPr>
           <w:p>
+            <w:pPr>
+              <w:ind w:firstLine="432"/>
+              <w:jc w:val="right"/>
+            </w:pPr>
             <w:r>
               <w:rPr>
                 <w:rFonts w:ascii="Ubuntu" w:hAnsi="Ubuntu"/>
@@ -1829,6 +2045,10 @@
             <w:tcW w:w="0" w:type="auto"/>
           </w:tcPr>
           <w:p>
+            <w:pPr>
+              <w:ind w:firstLine="432"/>
+              <w:jc w:val="right"/>
+            </w:pPr>
             <w:r>
               <w:rPr>
                 <w:rFonts w:ascii="Ubuntu" w:hAnsi="Ubuntu"/>
@@ -1850,6 +2070,10 @@
             <w:tcW w:w="0" w:type="auto"/>
           </w:tcPr>
           <w:p>
+            <w:pPr>
+              <w:ind w:firstLine="432"/>
+              <w:jc w:val="right"/>
+            </w:pPr>
             <w:r>
               <w:rPr>
                 <w:rFonts w:ascii="Ubuntu" w:hAnsi="Ubuntu"/>
@@ -1871,6 +2095,10 @@
             <w:tcW w:w="0" w:type="auto"/>
           </w:tcPr>
           <w:p>
+            <w:pPr>
+              <w:ind w:firstLine="432"/>
+              <w:jc w:val="right"/>
+            </w:pPr>
             <w:r>
               <w:rPr>
                 <w:rFonts w:ascii="Ubuntu" w:hAnsi="Ubuntu"/>
@@ -1892,6 +2120,10 @@
             <w:tcW w:w="0" w:type="auto"/>
           </w:tcPr>
           <w:p>
+            <w:pPr>
+              <w:ind w:firstLine="432"/>
+              <w:jc w:val="right"/>
+            </w:pPr>
             <w:r>
               <w:rPr>
                 <w:rFonts w:ascii="Ubuntu" w:hAnsi="Ubuntu"/>
@@ -1913,6 +2145,10 @@
             <w:tcW w:w="0" w:type="auto"/>
           </w:tcPr>
           <w:p>
+            <w:pPr>
+              <w:ind w:firstLine="432"/>
+              <w:jc w:val="right"/>
+            </w:pPr>
             <w:r>
               <w:rPr>
                 <w:rFonts w:ascii="Ubuntu" w:hAnsi="Ubuntu"/>
@@ -1934,6 +2170,10 @@
             <w:tcW w:w="0" w:type="auto"/>
           </w:tcPr>
           <w:p>
+            <w:pPr>
+              <w:ind w:firstLine="432"/>
+              <w:jc w:val="right"/>
+            </w:pPr>
             <w:r>
               <w:rPr>
                 <w:rFonts w:ascii="Ubuntu" w:hAnsi="Ubuntu"/>
@@ -1955,6 +2195,10 @@
             <w:tcW w:w="0" w:type="auto"/>
           </w:tcPr>
           <w:p>
+            <w:pPr>
+              <w:ind w:firstLine="432"/>
+              <w:jc w:val="right"/>
+            </w:pPr>
             <w:r>
               <w:rPr>
                 <w:rFonts w:ascii="Ubuntu" w:hAnsi="Ubuntu"/>
@@ -2044,6 +2288,10 @@
             <w:tcW w:w="0" w:type="auto"/>
           </w:tcPr>
           <w:p>
+            <w:pPr>
+              <w:ind w:firstLine="432"/>
+              <w:jc w:val="right"/>
+            </w:pPr>
             <w:r>
               <w:rPr>
                 <w:rFonts w:ascii="Ubuntu" w:hAnsi="Ubuntu"/>
@@ -2141,6 +2389,10 @@
             <w:tcW w:w="0" w:type="auto"/>
           </w:tcPr>
           <w:p>
+            <w:pPr>
+              <w:ind w:firstLine="432"/>
+              <w:jc w:val="right"/>
+            </w:pPr>
             <w:r>
               <w:rPr>
                 <w:rFonts w:ascii="Ubuntu" w:hAnsi="Ubuntu"/>
@@ -2162,6 +2414,10 @@
             <w:tcW w:w="0" w:type="auto"/>
           </w:tcPr>
           <w:p>
+            <w:pPr>
+              <w:ind w:firstLine="432"/>
+              <w:jc w:val="right"/>
+            </w:pPr>
             <w:r>
               <w:rPr>
                 <w:rFonts w:ascii="Ubuntu" w:hAnsi="Ubuntu"/>
@@ -2183,6 +2439,10 @@
             <w:tcW w:w="0" w:type="auto"/>
           </w:tcPr>
           <w:p>
+            <w:pPr>
+              <w:ind w:firstLine="432"/>
+              <w:jc w:val="right"/>
+            </w:pPr>
             <w:r>
               <w:rPr>
                 <w:rFonts w:ascii="Ubuntu" w:hAnsi="Ubuntu"/>
@@ -2204,6 +2464,10 @@
             <w:tcW w:w="0" w:type="auto"/>
           </w:tcPr>
           <w:p>
+            <w:pPr>
+              <w:ind w:firstLine="432"/>
+              <w:jc w:val="right"/>
+            </w:pPr>
             <w:r>
               <w:rPr>
                 <w:rFonts w:ascii="Ubuntu" w:hAnsi="Ubuntu"/>
@@ -2225,6 +2489,10 @@
             <w:tcW w:w="0" w:type="auto"/>
           </w:tcPr>
           <w:p>
+            <w:pPr>
+              <w:ind w:firstLine="432"/>
+              <w:jc w:val="right"/>
+            </w:pPr>
             <w:r>
               <w:rPr>
                 <w:rFonts w:ascii="Ubuntu" w:hAnsi="Ubuntu"/>
@@ -2246,6 +2514,10 @@
             <w:tcW w:w="0" w:type="auto"/>
           </w:tcPr>
           <w:p>
+            <w:pPr>
+              <w:ind w:firstLine="432"/>
+              <w:jc w:val="right"/>
+            </w:pPr>
             <w:r>
               <w:rPr>
                 <w:rFonts w:ascii="Ubuntu" w:hAnsi="Ubuntu"/>
@@ -2267,6 +2539,10 @@
             <w:tcW w:w="0" w:type="auto"/>
           </w:tcPr>
           <w:p>
+            <w:pPr>
+              <w:ind w:firstLine="432"/>
+              <w:jc w:val="right"/>
+            </w:pPr>
             <w:r>
               <w:rPr>
                 <w:rFonts w:ascii="Ubuntu" w:hAnsi="Ubuntu"/>
@@ -2364,6 +2640,10 @@
             <w:tcW w:w="0" w:type="auto"/>
           </w:tcPr>
           <w:p>
+            <w:pPr>
+              <w:ind w:firstLine="432"/>
+              <w:jc w:val="right"/>
+            </w:pPr>
             <w:r>
               <w:rPr>
                 <w:rFonts w:ascii="Ubuntu" w:hAnsi="Ubuntu"/>
@@ -2385,6 +2665,10 @@
             <w:tcW w:w="0" w:type="auto"/>
           </w:tcPr>
           <w:p>
+            <w:pPr>
+              <w:ind w:firstLine="432"/>
+              <w:jc w:val="right"/>
+            </w:pPr>
             <w:r>
               <w:rPr>
                 <w:rFonts w:ascii="Ubuntu" w:hAnsi="Ubuntu"/>
@@ -2406,6 +2690,10 @@
             <w:tcW w:w="0" w:type="auto"/>
           </w:tcPr>
           <w:p>
+            <w:pPr>
+              <w:ind w:firstLine="432"/>
+              <w:jc w:val="right"/>
+            </w:pPr>
             <w:r>
               <w:rPr>
                 <w:rFonts w:ascii="Ubuntu" w:hAnsi="Ubuntu"/>
@@ -2427,6 +2715,10 @@
             <w:tcW w:w="0" w:type="auto"/>
           </w:tcPr>
           <w:p>
+            <w:pPr>
+              <w:ind w:firstLine="432"/>
+              <w:jc w:val="right"/>
+            </w:pPr>
             <w:r>
               <w:rPr>
                 <w:rFonts w:ascii="Ubuntu" w:hAnsi="Ubuntu"/>
@@ -2448,6 +2740,10 @@
             <w:tcW w:w="0" w:type="auto"/>
           </w:tcPr>
           <w:p>
+            <w:pPr>
+              <w:ind w:firstLine="432"/>
+              <w:jc w:val="right"/>
+            </w:pPr>
             <w:r>
               <w:rPr>
                 <w:rFonts w:ascii="Ubuntu" w:hAnsi="Ubuntu"/>
@@ -2469,6 +2765,10 @@
             <w:tcW w:w="0" w:type="auto"/>
           </w:tcPr>
           <w:p>
+            <w:pPr>
+              <w:ind w:firstLine="432"/>
+              <w:jc w:val="right"/>
+            </w:pPr>
             <w:r>
               <w:rPr>
                 <w:rFonts w:ascii="Ubuntu" w:hAnsi="Ubuntu"/>
@@ -2490,6 +2790,10 @@
             <w:tcW w:w="0" w:type="auto"/>
           </w:tcPr>
           <w:p>
+            <w:pPr>
+              <w:ind w:firstLine="432"/>
+              <w:jc w:val="right"/>
+            </w:pPr>
             <w:r>
               <w:rPr>
                 <w:rFonts w:ascii="Ubuntu" w:hAnsi="Ubuntu"/>
@@ -2587,6 +2891,10 @@
             <w:tcW w:w="0" w:type="auto"/>
           </w:tcPr>
           <w:p>
+            <w:pPr>
+              <w:ind w:firstLine="432"/>
+              <w:jc w:val="right"/>
+            </w:pPr>
             <w:r>
               <w:rPr>
                 <w:rFonts w:ascii="Ubuntu" w:hAnsi="Ubuntu"/>
@@ -2608,6 +2916,10 @@
             <w:tcW w:w="0" w:type="auto"/>
           </w:tcPr>
           <w:p>
+            <w:pPr>
+              <w:ind w:firstLine="432"/>
+              <w:jc w:val="right"/>
+            </w:pPr>
             <w:r>
               <w:rPr>
                 <w:rFonts w:ascii="Ubuntu" w:hAnsi="Ubuntu"/>
@@ -2629,6 +2941,10 @@
             <w:tcW w:w="0" w:type="auto"/>
           </w:tcPr>
           <w:p>
+            <w:pPr>
+              <w:ind w:firstLine="432"/>
+              <w:jc w:val="right"/>
+            </w:pPr>
             <w:r>
               <w:rPr>
                 <w:rFonts w:ascii="Ubuntu" w:hAnsi="Ubuntu"/>
@@ -2650,6 +2966,10 @@
             <w:tcW w:w="0" w:type="auto"/>
           </w:tcPr>
           <w:p>
+            <w:pPr>
+              <w:ind w:firstLine="432"/>
+              <w:jc w:val="right"/>
+            </w:pPr>
             <w:r>
               <w:rPr>
                 <w:rFonts w:ascii="Ubuntu" w:hAnsi="Ubuntu"/>
@@ -2671,6 +2991,10 @@
             <w:tcW w:w="0" w:type="auto"/>
           </w:tcPr>
           <w:p>
+            <w:pPr>
+              <w:ind w:firstLine="432"/>
+              <w:jc w:val="right"/>
+            </w:pPr>
             <w:r>
               <w:rPr>
                 <w:rFonts w:ascii="Ubuntu" w:hAnsi="Ubuntu"/>
@@ -2692,6 +3016,10 @@
             <w:tcW w:w="0" w:type="auto"/>
           </w:tcPr>
           <w:p>
+            <w:pPr>
+              <w:ind w:firstLine="432"/>
+              <w:jc w:val="right"/>
+            </w:pPr>
             <w:r>
               <w:rPr>
                 <w:rFonts w:ascii="Ubuntu" w:hAnsi="Ubuntu"/>
@@ -2713,6 +3041,10 @@
             <w:tcW w:w="0" w:type="auto"/>
           </w:tcPr>
           <w:p>
+            <w:pPr>
+              <w:ind w:firstLine="432"/>
+              <w:jc w:val="right"/>
+            </w:pPr>
             <w:r>
               <w:rPr>
                 <w:rFonts w:ascii="Ubuntu" w:hAnsi="Ubuntu"/>
@@ -2810,6 +3142,10 @@
             <w:tcW w:w="0" w:type="auto"/>
           </w:tcPr>
           <w:p>
+            <w:pPr>
+              <w:ind w:firstLine="432"/>
+              <w:jc w:val="right"/>
+            </w:pPr>
             <w:r>
               <w:rPr>
                 <w:rFonts w:ascii="Ubuntu" w:hAnsi="Ubuntu"/>
@@ -2831,6 +3167,10 @@
             <w:tcW w:w="0" w:type="auto"/>
           </w:tcPr>
           <w:p>
+            <w:pPr>
+              <w:ind w:firstLine="432"/>
+              <w:jc w:val="right"/>
+            </w:pPr>
             <w:r>
               <w:rPr>
                 <w:rFonts w:ascii="Ubuntu" w:hAnsi="Ubuntu"/>
@@ -2852,6 +3192,10 @@
             <w:tcW w:w="0" w:type="auto"/>
           </w:tcPr>
           <w:p>
+            <w:pPr>
+              <w:ind w:firstLine="432"/>
+              <w:jc w:val="right"/>
+            </w:pPr>
             <w:r>
               <w:rPr>
                 <w:rFonts w:ascii="Ubuntu" w:hAnsi="Ubuntu"/>
@@ -2873,6 +3217,10 @@
             <w:tcW w:w="0" w:type="auto"/>
           </w:tcPr>
           <w:p>
+            <w:pPr>
+              <w:ind w:firstLine="432"/>
+              <w:jc w:val="right"/>
+            </w:pPr>
             <w:r>
               <w:rPr>
                 <w:rFonts w:ascii="Ubuntu" w:hAnsi="Ubuntu"/>
@@ -2894,6 +3242,10 @@
             <w:tcW w:w="0" w:type="auto"/>
           </w:tcPr>
           <w:p>
+            <w:pPr>
+              <w:ind w:firstLine="432"/>
+              <w:jc w:val="right"/>
+            </w:pPr>
             <w:r>
               <w:rPr>
                 <w:rFonts w:ascii="Ubuntu" w:hAnsi="Ubuntu"/>
@@ -2915,6 +3267,10 @@
             <w:tcW w:w="0" w:type="auto"/>
           </w:tcPr>
           <w:p>
+            <w:pPr>
+              <w:ind w:firstLine="432"/>
+              <w:jc w:val="right"/>
+            </w:pPr>
             <w:r>
               <w:rPr>
                 <w:rFonts w:ascii="Ubuntu" w:hAnsi="Ubuntu"/>
@@ -2936,6 +3292,10 @@
             <w:tcW w:w="0" w:type="auto"/>
           </w:tcPr>
           <w:p>
+            <w:pPr>
+              <w:ind w:firstLine="432"/>
+              <w:jc w:val="right"/>
+            </w:pPr>
             <w:r>
               <w:rPr>
                 <w:rFonts w:ascii="Ubuntu" w:hAnsi="Ubuntu"/>
@@ -3033,6 +3393,10 @@
             <w:tcW w:w="0" w:type="auto"/>
           </w:tcPr>
           <w:p>
+            <w:pPr>
+              <w:ind w:firstLine="432"/>
+              <w:jc w:val="right"/>
+            </w:pPr>
             <w:r>
               <w:rPr>
                 <w:rFonts w:ascii="Ubuntu" w:hAnsi="Ubuntu"/>
@@ -3054,6 +3418,10 @@
             <w:tcW w:w="0" w:type="auto"/>
           </w:tcPr>
           <w:p>
+            <w:pPr>
+              <w:ind w:firstLine="432"/>
+              <w:jc w:val="right"/>
+            </w:pPr>
             <w:r>
               <w:rPr>
                 <w:rFonts w:ascii="Ubuntu" w:hAnsi="Ubuntu"/>
@@ -3129,6 +3497,7 @@
     <w:p>
       <w:pPr>
         <w:pStyle w:val="Heading1"/>
+        <w:jc w:val="center"/>
       </w:pPr>
       <w:bookmarkStart w:id="14" w:name="_Toc54889875"/>
       <w:bookmarkStart w:id="15" w:name="structural_elements"/>
@@ -3145,6 +3514,9 @@
       <w:bookmarkEnd w:id="15"/>
     </w:p>
     <w:p>
+      <w:pPr>
+        <w:ind w:firstLine="432"/>
+      </w:pPr>
       <w:r>
         <w:rPr>
           <w:rFonts w:ascii="Ubuntu" w:hAnsi="Ubuntu"/>
@@ -3172,6 +3544,9 @@
       <w:bookmarkEnd w:id="17"/>
     </w:p>
     <w:p>
+      <w:pPr>
+        <w:ind w:firstLine="432"/>
+      </w:pPr>
       <w:r>
         <w:rPr>
           <w:rFonts w:ascii="Ubuntu" w:hAnsi="Ubuntu"/>
@@ -3225,6 +3600,9 @@
       <w:bookmarkEnd w:id="19"/>
     </w:p>
     <w:p>
+      <w:pPr>
+        <w:ind w:firstLine="432"/>
+      </w:pPr>
       <w:r>
         <w:rPr>
           <w:rFonts w:ascii="Ubuntu" w:hAnsi="Ubuntu"/>
@@ -3261,6 +3639,9 @@
       <w:bookmarkEnd w:id="21"/>
     </w:p>
     <w:p>
+      <w:pPr>
+        <w:ind w:firstLine="432"/>
+      </w:pPr>
       <w:r>
         <w:rPr>
           <w:rFonts w:ascii="Ubuntu" w:hAnsi="Ubuntu"/>
@@ -3326,6 +3707,9 @@
       <w:bookmarkEnd w:id="23"/>
     </w:p>
     <w:p>
+      <w:pPr>
+        <w:ind w:firstLine="432"/>
+      </w:pPr>
       <w:r>
         <w:rPr>
           <w:rFonts w:ascii="Ubuntu" w:hAnsi="Ubuntu"/>
@@ -3335,6 +3719,9 @@
       </w:r>
     </w:p>
     <w:p>
+      <w:pPr>
+        <w:ind w:firstLine="432"/>
+      </w:pPr>
       <w:hyperlink w:anchor="_Toc581531977">
         <w:r>
           <w:rPr>
@@ -3370,6 +3757,9 @@
       </w:hyperlink>
     </w:p>
     <w:p>
+      <w:pPr>
+        <w:ind w:firstLine="432"/>
+      </w:pPr>
       <w:hyperlink w:anchor="_Toc2054249818">
         <w:r>
           <w:rPr>
@@ -3405,6 +3795,9 @@
       </w:hyperlink>
     </w:p>
     <w:p>
+      <w:pPr>
+        <w:ind w:left="240" w:firstLine="432"/>
+      </w:pPr>
       <w:hyperlink w:anchor="_Toc2137712100">
         <w:r>
           <w:rPr>
@@ -3440,6 +3833,9 @@
       </w:hyperlink>
     </w:p>
     <w:p>
+      <w:pPr>
+        <w:ind w:left="240" w:firstLine="432"/>
+      </w:pPr>
       <w:hyperlink w:anchor="_Toc1074133965">
         <w:r>
           <w:rPr>
@@ -3475,6 +3871,9 @@
       </w:hyperlink>
     </w:p>
     <w:p>
+      <w:pPr>
+        <w:ind w:left="240" w:firstLine="432"/>
+      </w:pPr>
       <w:hyperlink w:anchor="_Toc2022725662">
         <w:r>
           <w:rPr>
@@ -3510,6 +3909,9 @@
       </w:hyperlink>
     </w:p>
     <w:p>
+      <w:pPr>
+        <w:ind w:firstLine="432"/>
+      </w:pPr>
       <w:hyperlink w:anchor="_Toc28114276">
         <w:r>
           <w:rPr>
@@ -3545,6 +3947,9 @@
       </w:hyperlink>
     </w:p>
     <w:p>
+      <w:pPr>
+        <w:ind w:firstLine="432"/>
+      </w:pPr>
       <w:hyperlink w:anchor="_Toc54889875">
         <w:r>
           <w:rPr>
@@ -3580,6 +3985,9 @@
       </w:hyperlink>
     </w:p>
     <w:p>
+      <w:pPr>
+        <w:ind w:left="240" w:firstLine="432"/>
+      </w:pPr>
       <w:hyperlink w:anchor="_Toc201580556">
         <w:r>
           <w:rPr>
@@ -3615,6 +4023,9 @@
       </w:hyperlink>
     </w:p>
     <w:p>
+      <w:pPr>
+        <w:ind w:left="240" w:firstLine="432"/>
+      </w:pPr>
       <w:hyperlink w:anchor="_Toc1977424358">
         <w:r>
           <w:rPr>
@@ -3650,6 +4061,9 @@
       </w:hyperlink>
     </w:p>
     <w:p>
+      <w:pPr>
+        <w:ind w:left="240" w:firstLine="432"/>
+      </w:pPr>
       <w:hyperlink w:anchor="_Toc1233048813">
         <w:r>
           <w:rPr>
@@ -3685,6 +4099,9 @@
       </w:hyperlink>
     </w:p>
     <w:p>
+      <w:pPr>
+        <w:ind w:left="240" w:firstLine="432"/>
+      </w:pPr>
       <w:hyperlink w:anchor="_Toc64145348">
         <w:r>
           <w:rPr>
@@ -3720,6 +4137,9 @@
       </w:hyperlink>
     </w:p>
     <w:p>
+      <w:pPr>
+        <w:ind w:firstLine="432"/>
+      </w:pPr>
       <w:hyperlink w:anchor="_Toc484565143">
         <w:r>
           <w:rPr>
@@ -3755,6 +4175,9 @@
       </w:hyperlink>
     </w:p>
     <w:p>
+      <w:pPr>
+        <w:ind w:firstLine="432"/>
+      </w:pPr>
       <w:hyperlink w:anchor="_Toc1359965655">
         <w:r>
           <w:rPr>
@@ -3790,6 +4213,9 @@
       </w:hyperlink>
     </w:p>
     <w:p>
+      <w:pPr>
+        <w:ind w:left="240" w:firstLine="432"/>
+      </w:pPr>
       <w:hyperlink w:anchor="_Toc1958162433">
         <w:r>
           <w:rPr>
@@ -3825,6 +4251,9 @@
       </w:hyperlink>
     </w:p>
     <w:p>
+      <w:pPr>
+        <w:ind w:left="240" w:firstLine="432"/>
+      </w:pPr>
       <w:hyperlink w:anchor="_Toc415190676">
         <w:r>
           <w:rPr>
@@ -3860,6 +4289,9 @@
       </w:hyperlink>
     </w:p>
     <w:p>
+      <w:pPr>
+        <w:ind w:left="240" w:firstLine="432"/>
+      </w:pPr>
       <w:hyperlink w:anchor="_Toc1093260318">
         <w:r>
           <w:rPr>
@@ -3895,6 +4327,9 @@
       </w:hyperlink>
     </w:p>
     <w:p>
+      <w:pPr>
+        <w:ind w:left="240" w:firstLine="432"/>
+      </w:pPr>
       <w:hyperlink w:anchor="_Toc1471533984">
         <w:r>
           <w:rPr>
@@ -3932,6 +4367,7 @@
     <w:p>
       <w:pPr>
         <w:pStyle w:val="Heading1"/>
+        <w:jc w:val="center"/>
       </w:pPr>
       <w:bookmarkStart w:id="24" w:name="_Toc484565143"/>
       <w:bookmarkStart w:id="25" w:name="images"/>
@@ -3948,6 +4384,9 @@
       <w:bookmarkEnd w:id="25"/>
     </w:p>
     <w:p>
+      <w:pPr>
+        <w:ind w:firstLine="432"/>
+      </w:pPr>
       <w:r>
         <w:rPr>
           <w:rFonts w:ascii="Ubuntu" w:hAnsi="Ubuntu"/>
@@ -3992,6 +4431,9 @@
       </w:r>
     </w:p>
     <w:p>
+      <w:pPr>
+        <w:ind w:firstLine="432"/>
+      </w:pPr>
       <w:r>
         <w:rPr>
           <w:rFonts w:ascii="Ubuntu" w:hAnsi="Ubuntu"/>
@@ -4019,6 +4461,7 @@
     <w:p>
       <w:pPr>
         <w:pStyle w:val="Heading1"/>
+        <w:jc w:val="center"/>
       </w:pPr>
       <w:bookmarkStart w:id="26" w:name="_Toc1359965655"/>
       <w:bookmarkStart w:id="27" w:name="lists"/>
@@ -4035,6 +4478,9 @@
       <w:bookmarkEnd w:id="27"/>
     </w:p>
     <w:p>
+      <w:pPr>
+        <w:ind w:firstLine="432"/>
+      </w:pPr>
       <w:r>
         <w:rPr>
           <w:rFonts w:ascii="Ubuntu" w:hAnsi="Ubuntu"/>
@@ -4258,6 +4704,9 @@
       </w:r>
     </w:p>
     <w:p>
+      <w:pPr>
+        <w:ind w:left="360"/>
+      </w:pPr>
       <w:r>
         <w:rPr>
           <w:rFonts w:ascii="Ubuntu" w:hAnsi="Ubuntu"/>
@@ -4397,6 +4846,9 @@
       </w:r>
     </w:p>
     <w:p>
+      <w:pPr>
+        <w:ind w:left="720"/>
+      </w:pPr>
       <w:r>
         <w:rPr>
           <w:rFonts w:ascii="Ubuntu" w:hAnsi="Ubuntu"/>
@@ -4464,7 +4916,7 @@
   <w:endnote w:id="3">
     <w:p>
       <w:pPr>
-        <w:pStyle w:val="FootnoteText"/>
+        <w:ind w:firstLine="432"/>
       </w:pPr>
       <w:r>
         <w:rPr>

--- a/test/generator/baseline/gen.rtf.to.docx.docx
+++ b/test/generator/baseline/gen.rtf.to.docx.docx
@@ -3,6 +3,9 @@
 <w:document xmlns:w="http://schemas.openxmlformats.org/wordprocessingml/2006/main" xmlns:r="http://schemas.openxmlformats.org/officeDocument/2006/relationships" xmlns:wp="http://schemas.openxmlformats.org/drawingml/2006/wordprocessingDrawing" xmlns:a="http://schemas.openxmlformats.org/drawingml/2006/main" xmlns:pic="http://schemas.openxmlformats.org/drawingml/2006/picture">
   <w:body>
     <w:p>
+      <w:pPr>
+        <w:spacing w:after="300"/>
+      </w:pPr>
       <w:bookmarkStart w:id="0" w:name="_Toc581531977"/>
       <w:bookmarkStart w:id="1" w:name="OLE_LINK1"/>
       <w:bookmarkStart w:id="2" w:name="OLE_LINK2"/>
@@ -20,6 +23,7 @@
     </w:p>
     <w:p>
       <w:pPr>
+        <w:spacing w:line="276" w:lineRule="auto"/>
         <w:ind w:firstLine="432"/>
       </w:pPr>
       <w:r>
@@ -32,6 +36,7 @@
     </w:p>
     <w:p>
       <w:pPr>
+        <w:spacing w:line="276" w:lineRule="auto"/>
         <w:ind w:firstLine="432"/>
       </w:pPr>
       <w:r>
@@ -44,6 +49,7 @@
     </w:p>
     <w:p>
       <w:pPr>
+        <w:spacing w:line="276" w:lineRule="auto"/>
         <w:ind w:firstLine="432"/>
       </w:pPr>
       <w:r>
@@ -102,6 +108,7 @@
     <w:p>
       <w:pPr>
         <w:pStyle w:val="Heading1"/>
+        <w:spacing w:before="480" w:line="276" w:lineRule="auto"/>
         <w:jc w:val="center"/>
       </w:pPr>
       <w:bookmarkStart w:id="3" w:name="_Toc2054249818"/>
@@ -121,6 +128,7 @@
     <w:p>
       <w:pPr>
         <w:pStyle w:val="Heading2"/>
+        <w:spacing w:before="200" w:line="276" w:lineRule="auto"/>
       </w:pPr>
       <w:bookmarkStart w:id="5" w:name="_Toc2137712100"/>
       <w:bookmarkStart w:id="6" w:name="inline_formatting"/>
@@ -138,6 +146,7 @@
     </w:p>
     <w:p>
       <w:pPr>
+        <w:spacing w:line="276" w:lineRule="auto"/>
         <w:ind w:firstLine="432"/>
       </w:pPr>
       <w:r>
@@ -150,6 +159,7 @@
     </w:p>
     <w:p>
       <w:pPr>
+        <w:spacing w:line="276" w:lineRule="auto"/>
         <w:ind w:firstLine="432"/>
       </w:pPr>
       <w:r>
@@ -323,6 +333,7 @@
     </w:p>
     <w:p>
       <w:pPr>
+        <w:spacing w:line="276" w:lineRule="auto"/>
         <w:ind w:firstLine="432"/>
       </w:pPr>
       <w:r>
@@ -384,6 +395,7 @@
     <w:p>
       <w:pPr>
         <w:pStyle w:val="Heading2"/>
+        <w:spacing w:before="200" w:line="276" w:lineRule="auto"/>
       </w:pPr>
       <w:bookmarkStart w:id="7" w:name="_Toc1074133965"/>
       <w:bookmarkStart w:id="8" w:name="fun_with_fonts"/>
@@ -401,6 +413,7 @@
     </w:p>
     <w:p>
       <w:pPr>
+        <w:spacing w:line="276" w:lineRule="auto"/>
         <w:ind w:firstLine="432"/>
       </w:pPr>
       <w:r>
@@ -428,6 +441,7 @@
     <w:p>
       <w:pPr>
         <w:pStyle w:val="Heading2"/>
+        <w:spacing w:before="200" w:line="276" w:lineRule="auto"/>
       </w:pPr>
       <w:bookmarkStart w:id="9" w:name="_Paragraph_level_formatting"/>
       <w:bookmarkStart w:id="10" w:name="_Toc2022725662"/>
@@ -447,6 +461,7 @@
     </w:p>
     <w:p>
       <w:pPr>
+        <w:spacing w:line="276" w:lineRule="auto"/>
         <w:ind w:firstLine="432"/>
         <w:jc w:val="right"/>
       </w:pPr>
@@ -461,6 +476,7 @@
     </w:p>
     <w:p>
       <w:pPr>
+        <w:spacing w:before="600" w:line="276" w:lineRule="auto"/>
         <w:ind w:left="720" w:hanging="720"/>
       </w:pPr>
       <w:r>
@@ -474,6 +490,7 @@
     <w:p>
       <w:pPr>
         <w:pStyle w:val="Heading1"/>
+        <w:spacing w:before="480" w:line="276" w:lineRule="auto"/>
         <w:jc w:val="center"/>
       </w:pPr>
       <w:bookmarkStart w:id="12" w:name="_Toc28114276"/>
@@ -730,6 +747,7 @@
     </w:tbl>
     <w:p>
       <w:pPr>
+        <w:spacing w:line="276" w:lineRule="auto"/>
         <w:ind w:firstLine="432"/>
       </w:pPr>
       <w:r>
@@ -742,6 +760,7 @@
     </w:p>
     <w:p>
       <w:pPr>
+        <w:spacing w:line="276" w:lineRule="auto"/>
         <w:ind w:firstLine="432"/>
       </w:pPr>
       <w:r>
@@ -1336,6 +1355,7 @@
     </w:tbl>
     <w:p>
       <w:pPr>
+        <w:spacing w:before="240" w:after="240" w:line="276" w:lineRule="auto"/>
         <w:ind w:firstLine="432"/>
       </w:pPr>
       <w:r>
@@ -1505,6 +1525,9 @@
             <w:tcW w:w="0" w:type="auto"/>
           </w:tcPr>
           <w:p>
+            <w:pPr>
+              <w:spacing w:after="200"/>
+            </w:pPr>
             <w:r>
               <w:rPr>
                 <w:rFonts w:ascii="Ubuntu" w:hAnsi="Ubuntu"/>
@@ -1519,6 +1542,9 @@
             <w:tcW w:w="0" w:type="auto"/>
           </w:tcPr>
           <w:p>
+            <w:pPr>
+              <w:spacing w:after="200"/>
+            </w:pPr>
             <w:r>
               <w:rPr>
                 <w:rFonts w:ascii="Ubuntu" w:hAnsi="Ubuntu"/>
@@ -1533,6 +1559,9 @@
             <w:tcW w:w="0" w:type="auto"/>
           </w:tcPr>
           <w:p>
+            <w:pPr>
+              <w:spacing w:after="200"/>
+            </w:pPr>
             <w:r>
               <w:rPr>
                 <w:rFonts w:ascii="Ubuntu" w:hAnsi="Ubuntu"/>
@@ -1566,6 +1595,9 @@
             <w:tcW w:w="0" w:type="auto"/>
           </w:tcPr>
           <w:p>
+            <w:pPr>
+              <w:spacing w:after="200"/>
+            </w:pPr>
             <w:r>
               <w:rPr>
                 <w:rFonts w:ascii="Ubuntu" w:hAnsi="Ubuntu"/>
@@ -1580,6 +1612,9 @@
             <w:tcW w:w="0" w:type="auto"/>
           </w:tcPr>
           <w:p>
+            <w:pPr>
+              <w:spacing w:after="200"/>
+            </w:pPr>
             <w:r>
               <w:rPr>
                 <w:rFonts w:ascii="Ubuntu" w:hAnsi="Ubuntu"/>
@@ -1594,6 +1629,9 @@
             <w:tcW w:w="0" w:type="auto"/>
           </w:tcPr>
           <w:p>
+            <w:pPr>
+              <w:spacing w:after="200"/>
+            </w:pPr>
             <w:r>
               <w:rPr>
                 <w:rFonts w:ascii="Ubuntu" w:hAnsi="Ubuntu"/>
@@ -1666,6 +1704,9 @@
             <w:tcW w:w="0" w:type="auto"/>
           </w:tcPr>
           <w:p>
+            <w:pPr>
+              <w:spacing w:after="200"/>
+            </w:pPr>
             <w:r>
               <w:rPr>
                 <w:rFonts w:ascii="Ubuntu" w:hAnsi="Ubuntu"/>
@@ -1680,6 +1721,9 @@
             <w:tcW w:w="0" w:type="auto"/>
           </w:tcPr>
           <w:p>
+            <w:pPr>
+              <w:spacing w:after="200"/>
+            </w:pPr>
             <w:r>
               <w:rPr>
                 <w:rFonts w:ascii="Ubuntu" w:hAnsi="Ubuntu"/>
@@ -1694,6 +1738,9 @@
             <w:tcW w:w="0" w:type="auto"/>
           </w:tcPr>
           <w:p>
+            <w:pPr>
+              <w:spacing w:after="200"/>
+            </w:pPr>
             <w:r>
               <w:rPr>
                 <w:rFonts w:ascii="Ubuntu" w:hAnsi="Ubuntu"/>
@@ -1727,6 +1774,9 @@
             <w:tcW w:w="0" w:type="auto"/>
           </w:tcPr>
           <w:p>
+            <w:pPr>
+              <w:spacing w:after="200"/>
+            </w:pPr>
             <w:r>
               <w:rPr>
                 <w:rFonts w:ascii="Ubuntu" w:hAnsi="Ubuntu"/>
@@ -1741,6 +1791,9 @@
             <w:tcW w:w="0" w:type="auto"/>
           </w:tcPr>
           <w:p>
+            <w:pPr>
+              <w:spacing w:after="200"/>
+            </w:pPr>
             <w:r>
               <w:rPr>
                 <w:rFonts w:ascii="Ubuntu" w:hAnsi="Ubuntu"/>
@@ -1755,6 +1808,9 @@
             <w:tcW w:w="0" w:type="auto"/>
           </w:tcPr>
           <w:p>
+            <w:pPr>
+              <w:spacing w:after="200"/>
+            </w:pPr>
             <w:r>
               <w:rPr>
                 <w:rFonts w:ascii="Ubuntu" w:hAnsi="Ubuntu"/>
@@ -1788,6 +1844,9 @@
             <w:tcW w:w="0" w:type="auto"/>
           </w:tcPr>
           <w:p>
+            <w:pPr>
+              <w:spacing w:after="200"/>
+            </w:pPr>
             <w:r>
               <w:rPr>
                 <w:rFonts w:ascii="Ubuntu" w:hAnsi="Ubuntu"/>
@@ -1802,6 +1861,9 @@
             <w:tcW w:w="0" w:type="auto"/>
           </w:tcPr>
           <w:p>
+            <w:pPr>
+              <w:spacing w:after="200"/>
+            </w:pPr>
             <w:r>
               <w:rPr>
                 <w:rFonts w:ascii="Ubuntu" w:hAnsi="Ubuntu"/>
@@ -1816,6 +1878,9 @@
             <w:tcW w:w="0" w:type="auto"/>
           </w:tcPr>
           <w:p>
+            <w:pPr>
+              <w:spacing w:after="200"/>
+            </w:pPr>
             <w:r>
               <w:rPr>
                 <w:rFonts w:ascii="Ubuntu" w:hAnsi="Ubuntu"/>
@@ -1847,6 +1912,7 @@
     </w:p>
     <w:p>
       <w:pPr>
+        <w:spacing w:before="240" w:line="276" w:lineRule="auto"/>
         <w:ind w:firstLine="432"/>
       </w:pPr>
       <w:r>
@@ -1903,6 +1969,9 @@
                   <w:vMerge w:val="restart"/>
                 </w:tcPr>
                 <w:p>
+                  <w:pPr>
+                    <w:spacing w:before="240"/>
+                  </w:pPr>
                   <w:r>
                     <w:rPr>
                       <w:rFonts w:ascii="Ubuntu" w:hAnsi="Ubuntu"/>
@@ -1912,6 +1981,9 @@
                   </w:r>
                 </w:p>
                 <w:p>
+                  <w:pPr>
+                    <w:spacing w:before="240"/>
+                  </w:pPr>
                   <w:r>
                     <w:rPr>
                       <w:rFonts w:ascii="Ubuntu" w:hAnsi="Ubuntu"/>
@@ -1926,6 +1998,9 @@
                   <w:tcW w:w="0" w:type="auto"/>
                 </w:tcPr>
                 <w:p>
+                  <w:pPr>
+                    <w:spacing w:before="240"/>
+                  </w:pPr>
                   <w:r>
                     <w:rPr>
                       <w:rFonts w:ascii="Ubuntu" w:hAnsi="Ubuntu"/>
@@ -1949,6 +2024,9 @@
                   <w:tcW w:w="0" w:type="auto"/>
                 </w:tcPr>
                 <w:p>
+                  <w:pPr>
+                    <w:spacing w:before="240"/>
+                  </w:pPr>
                   <w:r>
                     <w:rPr>
                       <w:rFonts w:ascii="Ubuntu" w:hAnsi="Ubuntu"/>
@@ -1967,6 +2045,9 @@
             <w:tcW w:w="0" w:type="auto"/>
           </w:tcPr>
           <w:p>
+            <w:pPr>
+              <w:spacing w:before="240"/>
+            </w:pPr>
             <w:r>
               <w:rPr>
                 <w:rFonts w:ascii="Ubuntu" w:hAnsi="Ubuntu"/>
@@ -1980,6 +2061,7 @@
     </w:tbl>
     <w:p>
       <w:pPr>
+        <w:spacing w:before="240" w:line="276" w:lineRule="auto"/>
         <w:ind w:firstLine="432"/>
       </w:pPr>
       <w:r>
@@ -3497,6 +3579,7 @@
     <w:p>
       <w:pPr>
         <w:pStyle w:val="Heading1"/>
+        <w:spacing w:before="480" w:line="276" w:lineRule="auto"/>
         <w:jc w:val="center"/>
       </w:pPr>
       <w:bookmarkStart w:id="14" w:name="_Toc54889875"/>
@@ -3515,6 +3598,7 @@
     </w:p>
     <w:p>
       <w:pPr>
+        <w:spacing w:line="276" w:lineRule="auto"/>
         <w:ind w:firstLine="432"/>
       </w:pPr>
       <w:r>
@@ -3528,6 +3612,7 @@
     <w:p>
       <w:pPr>
         <w:pStyle w:val="Heading2"/>
+        <w:spacing w:before="200" w:line="276" w:lineRule="auto"/>
       </w:pPr>
       <w:bookmarkStart w:id="16" w:name="_Toc201580556"/>
       <w:bookmarkStart w:id="17" w:name="footnotes_endnotes"/>
@@ -3545,6 +3630,7 @@
     </w:p>
     <w:p>
       <w:pPr>
+        <w:spacing w:line="276" w:lineRule="auto"/>
         <w:ind w:firstLine="432"/>
       </w:pPr>
       <w:r>
@@ -3584,6 +3670,7 @@
     <w:p>
       <w:pPr>
         <w:pStyle w:val="Heading2"/>
+        <w:spacing w:before="200" w:line="276" w:lineRule="auto"/>
       </w:pPr>
       <w:bookmarkStart w:id="18" w:name="_Toc1977424358"/>
       <w:bookmarkStart w:id="19" w:name="dropcaps"/>
@@ -3601,6 +3688,7 @@
     </w:p>
     <w:p>
       <w:pPr>
+        <w:spacing w:line="951" w:lineRule="exact"/>
         <w:ind w:firstLine="432"/>
       </w:pPr>
       <w:r>
@@ -3612,6 +3700,9 @@
       </w:r>
     </w:p>
     <w:p>
+      <w:pPr>
+        <w:spacing w:line="276" w:lineRule="auto"/>
+      </w:pPr>
       <w:r>
         <w:rPr>
           <w:rFonts w:ascii="Ubuntu" w:hAnsi="Ubuntu"/>
@@ -3623,6 +3714,7 @@
     <w:p>
       <w:pPr>
         <w:pStyle w:val="Heading2"/>
+        <w:spacing w:before="200" w:line="276" w:lineRule="auto"/>
       </w:pPr>
       <w:bookmarkStart w:id="20" w:name="_Toc1233048813"/>
       <w:bookmarkStart w:id="21" w:name="links"/>
@@ -3640,6 +3732,7 @@
     </w:p>
     <w:p>
       <w:pPr>
+        <w:spacing w:line="276" w:lineRule="auto"/>
         <w:ind w:firstLine="432"/>
       </w:pPr>
       <w:r>
@@ -3691,6 +3784,7 @@
     <w:p>
       <w:pPr>
         <w:pStyle w:val="Heading2"/>
+        <w:spacing w:before="200" w:line="276" w:lineRule="auto"/>
       </w:pPr>
       <w:bookmarkStart w:id="22" w:name="_Toc64145348"/>
       <w:bookmarkStart w:id="23" w:name="table_of_contents"/>
@@ -3708,6 +3802,7 @@
     </w:p>
     <w:p>
       <w:pPr>
+        <w:spacing w:line="276" w:lineRule="auto"/>
         <w:ind w:firstLine="432"/>
       </w:pPr>
       <w:r>
@@ -3720,6 +3815,7 @@
     </w:p>
     <w:p>
       <w:pPr>
+        <w:spacing w:before="240" w:after="120" w:line="276" w:lineRule="auto"/>
         <w:ind w:firstLine="432"/>
       </w:pPr>
       <w:hyperlink w:anchor="_Toc581531977">
@@ -3758,6 +3854,7 @@
     </w:p>
     <w:p>
       <w:pPr>
+        <w:spacing w:before="240" w:after="120" w:line="276" w:lineRule="auto"/>
         <w:ind w:firstLine="432"/>
       </w:pPr>
       <w:hyperlink w:anchor="_Toc2054249818">
@@ -3796,6 +3893,7 @@
     </w:p>
     <w:p>
       <w:pPr>
+        <w:spacing w:before="120" w:line="276" w:lineRule="auto"/>
         <w:ind w:left="240" w:firstLine="432"/>
       </w:pPr>
       <w:hyperlink w:anchor="_Toc2137712100">
@@ -3834,6 +3932,7 @@
     </w:p>
     <w:p>
       <w:pPr>
+        <w:spacing w:before="120" w:line="276" w:lineRule="auto"/>
         <w:ind w:left="240" w:firstLine="432"/>
       </w:pPr>
       <w:hyperlink w:anchor="_Toc1074133965">
@@ -3872,6 +3971,7 @@
     </w:p>
     <w:p>
       <w:pPr>
+        <w:spacing w:before="120" w:line="276" w:lineRule="auto"/>
         <w:ind w:left="240" w:firstLine="432"/>
       </w:pPr>
       <w:hyperlink w:anchor="_Toc2022725662">
@@ -3910,6 +4010,7 @@
     </w:p>
     <w:p>
       <w:pPr>
+        <w:spacing w:before="240" w:after="120" w:line="276" w:lineRule="auto"/>
         <w:ind w:firstLine="432"/>
       </w:pPr>
       <w:hyperlink w:anchor="_Toc28114276">
@@ -3948,6 +4049,7 @@
     </w:p>
     <w:p>
       <w:pPr>
+        <w:spacing w:before="240" w:after="120" w:line="276" w:lineRule="auto"/>
         <w:ind w:firstLine="432"/>
       </w:pPr>
       <w:hyperlink w:anchor="_Toc54889875">
@@ -3986,6 +4088,7 @@
     </w:p>
     <w:p>
       <w:pPr>
+        <w:spacing w:before="120" w:line="276" w:lineRule="auto"/>
         <w:ind w:left="240" w:firstLine="432"/>
       </w:pPr>
       <w:hyperlink w:anchor="_Toc201580556">
@@ -4024,6 +4127,7 @@
     </w:p>
     <w:p>
       <w:pPr>
+        <w:spacing w:before="120" w:line="276" w:lineRule="auto"/>
         <w:ind w:left="240" w:firstLine="432"/>
       </w:pPr>
       <w:hyperlink w:anchor="_Toc1977424358">
@@ -4062,6 +4166,7 @@
     </w:p>
     <w:p>
       <w:pPr>
+        <w:spacing w:before="120" w:line="276" w:lineRule="auto"/>
         <w:ind w:left="240" w:firstLine="432"/>
       </w:pPr>
       <w:hyperlink w:anchor="_Toc1233048813">
@@ -4100,6 +4205,7 @@
     </w:p>
     <w:p>
       <w:pPr>
+        <w:spacing w:before="120" w:line="276" w:lineRule="auto"/>
         <w:ind w:left="240" w:firstLine="432"/>
       </w:pPr>
       <w:hyperlink w:anchor="_Toc64145348">
@@ -4138,6 +4244,7 @@
     </w:p>
     <w:p>
       <w:pPr>
+        <w:spacing w:before="240" w:after="120" w:line="276" w:lineRule="auto"/>
         <w:ind w:firstLine="432"/>
       </w:pPr>
       <w:hyperlink w:anchor="_Toc484565143">
@@ -4176,6 +4283,7 @@
     </w:p>
     <w:p>
       <w:pPr>
+        <w:spacing w:before="240" w:after="120" w:line="276" w:lineRule="auto"/>
         <w:ind w:firstLine="432"/>
       </w:pPr>
       <w:hyperlink w:anchor="_Toc1359965655">
@@ -4214,6 +4322,7 @@
     </w:p>
     <w:p>
       <w:pPr>
+        <w:spacing w:before="120" w:line="276" w:lineRule="auto"/>
         <w:ind w:left="240" w:firstLine="432"/>
       </w:pPr>
       <w:hyperlink w:anchor="_Toc1958162433">
@@ -4252,6 +4361,7 @@
     </w:p>
     <w:p>
       <w:pPr>
+        <w:spacing w:before="120" w:line="276" w:lineRule="auto"/>
         <w:ind w:left="240" w:firstLine="432"/>
       </w:pPr>
       <w:hyperlink w:anchor="_Toc415190676">
@@ -4290,6 +4400,7 @@
     </w:p>
     <w:p>
       <w:pPr>
+        <w:spacing w:before="120" w:line="276" w:lineRule="auto"/>
         <w:ind w:left="240" w:firstLine="432"/>
       </w:pPr>
       <w:hyperlink w:anchor="_Toc1093260318">
@@ -4328,6 +4439,7 @@
     </w:p>
     <w:p>
       <w:pPr>
+        <w:spacing w:before="120" w:line="276" w:lineRule="auto"/>
         <w:ind w:left="240" w:firstLine="432"/>
       </w:pPr>
       <w:hyperlink w:anchor="_Toc1471533984">
@@ -4367,6 +4479,7 @@
     <w:p>
       <w:pPr>
         <w:pStyle w:val="Heading1"/>
+        <w:spacing w:before="480" w:line="276" w:lineRule="auto"/>
         <w:jc w:val="center"/>
       </w:pPr>
       <w:bookmarkStart w:id="24" w:name="_Toc484565143"/>
@@ -4385,6 +4498,7 @@
     </w:p>
     <w:p>
       <w:pPr>
+        <w:spacing w:line="276" w:lineRule="auto"/>
         <w:ind w:firstLine="432"/>
       </w:pPr>
       <w:r>
@@ -4432,6 +4546,7 @@
     </w:p>
     <w:p>
       <w:pPr>
+        <w:spacing w:line="276" w:lineRule="auto"/>
         <w:ind w:firstLine="432"/>
       </w:pPr>
       <w:r>
@@ -4461,6 +4576,7 @@
     <w:p>
       <w:pPr>
         <w:pStyle w:val="Heading1"/>
+        <w:spacing w:before="480" w:line="276" w:lineRule="auto"/>
         <w:jc w:val="center"/>
       </w:pPr>
       <w:bookmarkStart w:id="26" w:name="_Toc1359965655"/>
@@ -4479,6 +4595,7 @@
     </w:p>
     <w:p>
       <w:pPr>
+        <w:spacing w:line="276" w:lineRule="auto"/>
         <w:ind w:firstLine="432"/>
       </w:pPr>
       <w:r>
@@ -4492,6 +4609,7 @@
     <w:p>
       <w:pPr>
         <w:pStyle w:val="Heading2"/>
+        <w:spacing w:before="200" w:line="276" w:lineRule="auto"/>
       </w:pPr>
       <w:bookmarkStart w:id="28" w:name="_Toc1958162433"/>
       <w:bookmarkStart w:id="29" w:name="bulleted_list"/>
@@ -4542,6 +4660,7 @@
     <w:p>
       <w:pPr>
         <w:pStyle w:val="Heading2"/>
+        <w:spacing w:before="200" w:line="276" w:lineRule="auto"/>
       </w:pPr>
       <w:bookmarkStart w:id="30" w:name="_Toc415190676"/>
       <w:bookmarkStart w:id="31" w:name="numbered_list"/>
@@ -4592,6 +4711,7 @@
     <w:p>
       <w:pPr>
         <w:pStyle w:val="Heading2"/>
+        <w:spacing w:before="200" w:line="276" w:lineRule="auto"/>
       </w:pPr>
       <w:bookmarkStart w:id="32" w:name="_Toc1093260318"/>
       <w:bookmarkStart w:id="33" w:name="multi_level_lists"/>
@@ -4705,6 +4825,7 @@
     </w:p>
     <w:p>
       <w:pPr>
+        <w:spacing w:line="276" w:lineRule="auto"/>
         <w:ind w:left="360"/>
       </w:pPr>
       <w:r>
@@ -4798,6 +4919,7 @@
     <w:p>
       <w:pPr>
         <w:pStyle w:val="Heading2"/>
+        <w:spacing w:before="200" w:line="276" w:lineRule="auto"/>
       </w:pPr>
       <w:bookmarkStart w:id="34" w:name="_Toc1471533984"/>
       <w:bookmarkStart w:id="35" w:name="continued_lists"/>
@@ -4847,6 +4969,7 @@
     </w:p>
     <w:p>
       <w:pPr>
+        <w:spacing w:line="276" w:lineRule="auto"/>
         <w:ind w:left="720"/>
       </w:pPr>
       <w:r>

--- a/test/generator/baseline/gen.rtf.to.docx.docx
+++ b/test/generator/baseline/gen.rtf.to.docx.docx
@@ -5039,6 +5039,7 @@
   <w:endnote w:id="3">
     <w:p>
       <w:pPr>
+        <w:pStyle w:val="FootnoteText"/>
         <w:ind w:firstLine="432"/>
       </w:pPr>
       <w:r>

--- a/test/generator/baseline/gen.rtf.to.docx.docx
+++ b/test/generator/baseline/gen.rtf.to.docx.docx
@@ -521,8 +521,8 @@
         </w:tblBorders>
       </w:tblPr>
       <w:tblGrid>
-        <w:gridCol w:w="4513"/>
-        <w:gridCol w:w="4513"/>
+        <w:gridCol w:w="4680"/>
+        <w:gridCol w:w="4680"/>
       </w:tblGrid>
       <w:tr>
         <w:tc>
@@ -785,12 +785,12 @@
         </w:tblBorders>
       </w:tblPr>
       <w:tblGrid>
-        <w:gridCol w:w="1504"/>
-        <w:gridCol w:w="1504"/>
-        <w:gridCol w:w="1504"/>
-        <w:gridCol w:w="1504"/>
-        <w:gridCol w:w="1504"/>
-        <w:gridCol w:w="1504"/>
+        <w:gridCol w:w="1560"/>
+        <w:gridCol w:w="1560"/>
+        <w:gridCol w:w="1560"/>
+        <w:gridCol w:w="1560"/>
+        <w:gridCol w:w="1560"/>
+        <w:gridCol w:w="1560"/>
       </w:tblGrid>
       <w:tr>
         <w:tc>
@@ -1380,10 +1380,10 @@
         </w:tblBorders>
       </w:tblPr>
       <w:tblGrid>
-        <w:gridCol w:w="2256"/>
-        <w:gridCol w:w="2256"/>
-        <w:gridCol w:w="2256"/>
-        <w:gridCol w:w="2256"/>
+        <w:gridCol w:w="2340"/>
+        <w:gridCol w:w="2340"/>
+        <w:gridCol w:w="2340"/>
+        <w:gridCol w:w="2340"/>
       </w:tblGrid>
       <w:tr>
         <w:tc>
@@ -1937,8 +1937,8 @@
         </w:tblBorders>
       </w:tblPr>
       <w:tblGrid>
-        <w:gridCol w:w="4513"/>
-        <w:gridCol w:w="4513"/>
+        <w:gridCol w:w="4680"/>
+        <w:gridCol w:w="4680"/>
       </w:tblGrid>
       <w:tr>
         <w:tc>
@@ -1959,8 +1959,8 @@
               </w:tblBorders>
             </w:tblPr>
             <w:tblGrid>
-              <w:gridCol w:w="4513"/>
-              <w:gridCol w:w="4513"/>
+              <w:gridCol w:w="4680"/>
+              <w:gridCol w:w="4680"/>
             </w:tblGrid>
             <w:tr>
               <w:tc>
@@ -2086,19 +2086,19 @@
         </w:tblBorders>
       </w:tblPr>
       <w:tblGrid>
-        <w:gridCol w:w="694"/>
-        <w:gridCol w:w="694"/>
-        <w:gridCol w:w="694"/>
-        <w:gridCol w:w="694"/>
-        <w:gridCol w:w="694"/>
-        <w:gridCol w:w="694"/>
-        <w:gridCol w:w="694"/>
-        <w:gridCol w:w="694"/>
-        <w:gridCol w:w="694"/>
-        <w:gridCol w:w="694"/>
-        <w:gridCol w:w="694"/>
-        <w:gridCol w:w="694"/>
-        <w:gridCol w:w="694"/>
+        <w:gridCol w:w="720"/>
+        <w:gridCol w:w="720"/>
+        <w:gridCol w:w="720"/>
+        <w:gridCol w:w="720"/>
+        <w:gridCol w:w="720"/>
+        <w:gridCol w:w="720"/>
+        <w:gridCol w:w="720"/>
+        <w:gridCol w:w="720"/>
+        <w:gridCol w:w="720"/>
+        <w:gridCol w:w="720"/>
+        <w:gridCol w:w="720"/>
+        <w:gridCol w:w="720"/>
+        <w:gridCol w:w="720"/>
       </w:tblGrid>
       <w:tr>
         <w:tc>
@@ -4513,7 +4513,7 @@
       <w:r>
         <w:drawing>
           <wp:inline distT="0" distB="0" distL="0" distR="0">
-            <wp:extent cx="5731510" cy="5731510"/>
+            <wp:extent cx="5943600" cy="5943600"/>
             <wp:docPr id="1" name="image1" descr=""/>
             <a:graphic xmlns:a="http://schemas.openxmlformats.org/drawingml/2006/main">
               <a:graphicData uri="http://schemas.openxmlformats.org/drawingml/2006/picture">
@@ -4531,7 +4531,7 @@
                   <pic:spPr>
                     <a:xfrm>
                       <a:off x="0" y="0"/>
-                      <a:ext cx="5731510" cy="5731510"/>
+                      <a:ext cx="5943600" cy="5943600"/>
                     </a:xfrm>
                     <a:prstGeom prst="rect">
                       <a:avLst/>
@@ -5013,8 +5013,8 @@
       </w:r>
     </w:p>
     <w:sectPr>
-      <w:pgSz w:w="11906" w:h="16838"/>
-      <w:pgMar w:top="1440" w:right="1440" w:bottom="1440" w:left="1440" w:header="708" w:footer="708" w:gutter="0"/>
+      <w:pgSz w:w="12240" w:h="15840"/>
+      <w:pgMar w:top="1440" w:right="1440" w:bottom="1440" w:left="1440" w:header="720" w:footer="720" w:gutter="0"/>
     </w:sectPr>
   </w:body>
 </w:document>
